--- a/CKI_Submission_NC/CKI_Supplementary_NC.docx
+++ b/CKI_Submission_NC/CKI_Supplementary_NC.docx
@@ -1289,7 +1289,7 @@
           <w:color w:val="000000"/>
           <w:sz w:val="22"/>
         </w:rPr>
-        <w:t>For the brain region-association screen, per-pair empirical P-values were computed with a block-shuffle permutation null (B = 1,000), in which 10x Chromium libraries (sample_id) were treated as blocks and the library-to-region assignment was randomly permuted (preserving the observed per-region library-count structure), after which region pseudobulks, all 31,764 pair ω values, and multiplicative residuals were recomputed. The one-sided lower-tail P-value is P = (count(ω_null ≤ ω_obs) + 1)/(B + 1); the complementary upper-tail P-value P = (count(ω_null ≥ ω_obs) + 1)/(B + 1) was also computed for every pair, and both tails are reported here. Of the 39 Strong-tier candidates (residual &lt; 0.3), 31 showed raw P &lt; 0.05, but after Benjamini-Hochberg correction across all m = 31,764 pairs, none reached q &lt; 0.05 (minimum q = 0.520). Globally, 1,960 of 31,764 pairs (6.2%) showed raw lower-tail P &lt; 0.05, above the permutation null mean of 1,588 and beyond its 99th percentile (1,956): calibrated against the design-matched null distribution of the count itself, this excess is significant (P = 0.011; 0.022 after Bonferroni correction across the two tails tested), and it is contributed chiefly by classes whose mean ω sits below the null expectation—microglia (8.06% of class pairs at lower-tail P &lt; 0.05, +173 pairs above the 5% null rate), oligodendrocytes (6.01%, +58), and Bergmann glia (8 of 21 pairs, 38.1%, the family nominally significant under stratified BH)—but also by astrocytes (7.60%, +150 pairs), whose wide, right-skewed ω distributions generate pairs far below the null even though the class mean lies far above it. The complementary upper tail was also tested and shows a clear excess in the opposite direction: 2,510 pairs (7.9%) had upper-tail P &lt; 0.05 (observed ω above the block-shuffle null), concentrated in the most regionally structured classes (astrocytes 16.2%, committed OPCs 9.7%, OPCs 9.6% of class pairs; Bergmann glia 0%). The two-sided excesses are the pair-level signature of the same regional structure detected at the cell-class level—classes with upward-shifted ω distributions contribute the upper-tail excess, while the lower-tail excess, though concentrated in the below-null classes, also draws a nearly equal contribution from the wide astrocyte distribution—and the lower-tail excess in aggregate is not evidence for anomalously low-ω pairs beyond what the class-level shifts predict (rule-matched null caveat on reading these tail excesses: Supplementary Note 14). The null FDR outcome for the candidate screen is structural rather than purely empirical: with m = 31,764 tests, the BH threshold for the smallest ordered P-value (0.05/31,764 ≈ 1.6 × 10⁻⁶) lies roughly 600-fold below the smallest resolvable permutation P (9.99 × 10⁻⁴ at B = 1,000), so q &lt; 0.05 would require either B ≈ 6 × 10⁵ permutations or at least ~635 of the 31,764 P-values at the permutation floor—neither condition is approached in these data, as the selection-rule analysis quantifies (the null alone would pass the complete Strong rule 148.3 times in expectation, 3.8-fold above the 39 observed candidates; for the rule restricted to raw P &lt; 0.05 the null expectation of 131.2 exceeds the observed 31 4.2-fold). We therefore report the Strong candidates as a prioritized hypothesis-generating list rather than FDR-controlled discoveries. An earlier implementation of this test, which shuffled cell-type labels within each region pair (B = 10,000), produced anti-conservative P-values (36.3% of pairs at the P-value floor) because per-pair shuffling ignores the block structure of 10x libraries; that implementation was superseded by the block-shuffle null reported here. Per-signal tests are not independent (the same cell type or region pair appears in multiple comparisons); interpretation is therefore restricted to the predefined Strong tier. (Supplementary Fig. 1: ω distribution characterization; Supplementary Fig. 5: block-shuffle null distribution for the residual model.)</w:t>
+        <w:t>For the brain region-association screen, per-pair empirical P-values were computed with a block-shuffle permutation null (B = 1,000), in which 10x Chromium libraries (sample_id) were treated as blocks and the library-to-region assignment was randomly permuted (preserving the observed per-region library-count structure), after which region pseudobulks, all 31,764 pair ω values, and multiplicative residuals were recomputed. The one-sided lower-tail P-value is P = (count(ω_null ≤ ω_obs) + 1)/(B + 1); the complementary upper-tail P-value P = (count(ω_null ≥ ω_obs) + 1)/(B + 1) was also computed for every pair, and both tails are reported here. Of the 39 Strong-tier candidates (residual &lt; 0.3), 31 showed raw P &lt; 0.05, but after Benjamini-Hochberg correction across all m = 31,764 pairs, none reached q &lt; 0.05 (minimum q = 0.520). Globally, 1,960 of 31,764 pairs (6.2%) showed raw lower-tail P &lt; 0.05, above the permutation null mean of 1,588 and beyond its 99th percentile (1,956): calibrated against the design-matched null distribution of the count itself, this excess is significant (P = 0.011; 0.022 after Bonferroni correction across the two tails tested), and it is contributed chiefly by classes whose mean ω sits below the null expectation—microglia (8.06% of class pairs at lower-tail P &lt; 0.05, +173 pairs above the 5% null rate), oligodendrocytes (6.01%, +58), and Bergmann glia (8 of 21 pairs, 38.1%, the family nominally significant under stratified BH)—but also by astrocytes (7.60%, +150 pairs), whose wide, right-skewed ω distributions generate pairs far below the null even though the class mean lies far above it. The complementary upper tail was also tested and shows a clear excess in the opposite direction: 2,510 pairs (7.9%) had upper-tail P &lt; 0.05 (observed ω above the block-shuffle null), concentrated in the most regionally structured classes (astrocytes 16.2%, committed OPCs 9.7%, OPCs 9.6% of class pairs; Bergmann glia 0%). The two-sided excesses are the pair-level signature of the same regional structure detected at the cell-class level—classes with upward-shifted ω distributions contribute the upper-tail excess, while the lower-tail excess, though concentrated in the below-null classes, also draws a nearly equal contribution from the wide astrocyte distribution—and the lower-tail excess in aggregate is not evidence for anomalously low-ω pairs beyond what the class-level shifts predict (rule-matched null caveat on reading these tail excesses: Supplementary Note 14). The null FDR outcome for the candidate screen is structural rather than purely empirical: with m = 31,764 tests, the BH threshold for the smallest ordered P-value (0.05/31,764 ≈ 1.6 × 10⁻⁶) lies roughly 600-fold below the smallest resolvable permutation P (9.99 × 10⁻⁴ at B = 1,000), so q &lt; 0.05 would require either B ≈ 6 × 10⁵ permutations or at least ~635 of the 31,764 P-values at the permutation floor—neither condition is approached in these data, as the selection-rule analysis quantifies (the null alone would pass the complete Strong rule 148.3 times in expectation, 3.8-fold above the 39 observed candidates; for the rule restricted to raw P &lt; 0.05 the null expectation of 131.2 exceeds the observed 31 4.2-fold). We therefore report the Strong candidates as a prioritized hypothesis-generating list rather than FDR-controlled discoveries. An earlier implementation of this test, which shuffled cell-type labels within each region pair (B = 10,000), produced anti-conservative P-values (36.3% of pairs at the P-value floor) because per-pair shuffling ignores the block structure of 10x libraries; that implementation was superseded by the block-shuffle null reported here. Per-signal tests are not independent (the same cell type or region pair appears in multiple comparisons); interpretation is therefore restricted to the predefined Strong tier. (Supplementary Fig. 1: ω distribution characterization; Supplementary Fig. 8: block-shuffle null distribution for the residual model.)</w:t>
       </w:r>
     </w:p>
     <w:p>
@@ -1333,7 +1333,7 @@
           <w:color w:val="000000"/>
           <w:sz w:val="22"/>
         </w:rPr>
-        <w:t>In all reported analyses (mouse pilot, human, TCGA, and brain), k_n is computed per pair on the shared HK gene set: for each comparison, the HK-gene JS divergence between the two pseudobulk vectors is evaluated on that pair alone (a single HK reference is shared across all pairs, keeping k_n on a consistent scale, but the divergence itself is pair-specific). Analysis of per-pair k_n across 31,764 brain comparisons revealed substantial cross-pair variability: overall k_n CV = 97.52% (mean = 0.0035, median = 0.0022), with per-cell-type CVs ranging from 36.9% (committed oligodendrocyte precursors) to 70.1% (oligodendrocytes). As a sensitivity analysis, we contrasted this per-pair k_n estimator with a global-k_n variant (k_n computed once from the full gene-by-cell-type pseudobulk matrix): the Spearman correlation between the resulting ω rankings was only ρ = 0.142 (P = 7.07e-143), so the global-k_n simplification would preserve only ~2% of the variance in ω orderings (ρ² ≈ 0.02). This justifies the per-pair k_n approach used throughout and highlights that fine-grained ω orderings should be interpreted with the estimator choice in mind. (Supplementary Fig. 4.) Concretely for the regional candidate screen: re-deriving the multiplicative expected-value model and the full Strong rule (residual &lt; 0.3, ω &lt; 15, lowest ω in region pair) on global-k_n ω values yields 107 Strong candidates, of which only 3 of the 39 published Strong candidates persist (36 lost, 104 newly gained; persist fraction 0.077; median |log2 fold change| of ω between estimators 1.14; residual rank correlation ρ = 0.337), so the catalogue is strictly hypothesis-generating (notebooks/nc52_brain_candidate_effectsize.py; results/nc52_brain_candidate_effectsize.csv).</w:t>
+        <w:t>In all reported analyses (mouse pilot, human, TCGA, and brain), k_n is computed per pair on the shared HK gene set: for each comparison, the HK-gene JS divergence between the two pseudobulk vectors is evaluated on that pair alone (a single HK reference is shared across all pairs, keeping k_n on a consistent scale, but the divergence itself is pair-specific). Analysis of per-pair k_n across 31,764 brain comparisons revealed substantial cross-pair variability: overall k_n CV = 97.52% (mean = 0.0035, median = 0.0022), with per-cell-type CVs ranging from 36.9% (committed oligodendrocyte precursors) to 70.1% (oligodendrocytes). As a sensitivity analysis, we contrasted this per-pair k_n estimator with a global-k_n variant (k_n computed once from the full gene-by-cell-type pseudobulk matrix): the Spearman correlation between the resulting ω rankings was only ρ = 0.142 (P = 7.07e-143), so the global-k_n simplification would preserve only ~2% of the variance in ω orderings (ρ² ≈ 0.02). This justifies the per-pair k_n approach used throughout and highlights that fine-grained ω orderings should be interpreted with the estimator choice in mind. (Supplementary Fig. 6.) Concretely for the regional candidate screen: re-deriving the multiplicative expected-value model and the full Strong rule (residual &lt; 0.3, ω &lt; 15, lowest ω in region pair) on global-k_n ω values yields 107 Strong candidates, of which only 3 of the 39 published Strong candidates persist (36 lost, 104 newly gained; persist fraction 0.077; median |log2 fold change| of ω between estimators 1.14; residual rank correlation ρ = 0.337), so the catalogue is strictly hypothesis-generating (notebooks/nc52_brain_candidate_effectsize.py; results/nc52_brain_candidate_effectsize.csv).</w:t>
       </w:r>
     </w:p>
     <w:p>
@@ -1947,7 +1947,7 @@
           <w:color w:val="000000"/>
           <w:sz w:val="22"/>
         </w:rPr>
-        <w:t>The theoretical baseline ω = 1 (k_f = k_n) is never observed in practice because identity-gene selection (per-pair top-200 DE genes or HVGs) systematically inflates k_f relative to k_n. Empirical calibration on split-half equivalent populations (mouse, 6 FACS control populations with 50 independent random split-halves each; 300 split-half ω values; Section 3.10) yielded a replicate-baseline mean ω = 7.70 (two-stage population-resampled bootstrap 95% CI [6.38, 9.82], B = 5,000; the 300-value intervals [7.37, 8.02]/[7.38, 8.02] are pseudo-replicated and superseded), and the legacy single-split estimate 6.67 [4.24, 9.24] lies inside the widened CI and is superseded. We introduce calibrated ω: omega_cal = omega_obs / 7.70, which rescales all values so that equivalent populations yield omega_cal ~ 1.0. Given the width of the baseline CI (±21% relative half-width), calibrated values carry roughly one significant figure of resolution and should be read as order-of-magnitude estimates rather than precise quantities. Under this mouse-derived calibration: mouse controls yield omega_cal = 1.0, the brain global mean becomes omega_cal ≈ 5 (raw 38.55; range 4.8–5.2 across the baseline CI), and the most divergent brain cell type (astrocytes) yields omega_cal ≈ 11 (raw 82.75). A scheme-matched split-half calibration performed inside the brain atlas itself (29 populations with at least 200 nuclei; B = 50 random splits per population) gave an internal baseline of 9.73 (95% bootstrap CI [9.03, 10.53]), approximately 1.3-fold higher than the mouse-derived factor, indicating that the mouse-derived calibration overstates omega_cal in the brain dataset. Under the brain-internal baseline, the brain global mean corresponds to omega_cal ≈ 4.0, the most divergent class to omega_cal ≈ 8.5, and the most constrained class (Bergmann glia) to omega_cal ≈ 1.4 (raw 13.56): the most regionally constrained class sits at, not above, the split-half expectation for equivalent brain populations, so the statement that all ten non-neuronal classes diverge beyond the split-half baseline holds only under the mouse-derived calibration and is not supported under brain-internal calibration. In Tabula Sapiens, the analogous scheme-matched internal baseline was 7.67 (95% bootstrap CI [7.39, 8.00]; 71 populations from the largest donor per group), which lies inside the updated mouse-derived CI [6.38, 9.82], so the mouse-derived calibration factor is transferable to the Tabula Sapiens dataset but not to the brain atlas, and omega_cal should be treated as a dataset-relative quantity rather than a universal constant. A single brain-wide baseline also averages over marked between-class heterogeneity: class-specific split-half baselines derived from the same 29 split-half populations range from 7.58 (microglia) to 12.52 (committed oligodendrocyte precursor), a 1.65-fold spread, and the split-half k_f floor itself varies roughly 40-fold across classes (from 0.0001 in oligodendrocytes to 0.020 in committed oligodendrocyte precursors), so the equivalent-population expectation is a class-specific quantity in both components rather than a single atlas-wide constant; each class baseline rests on only 2-3 split-half populations (50 splits per population), so the calibrated levels carry non-trivial denominator uncertainty (two-stage 95% CIs span, for example, [8.25, 10.32] for astrocytes and [8.71, 9.47] for Bergmann glia, the latter from only 2 populations). Under per-class baselines the astrocyte-to-Bergmann-glia gradient is 5.99 (95% CI [4.12, 9.18] under a joint region-clustered bootstrap that resamples region pairs and split-half populations together, propagating both sources of calibration uncertainty; the narrower i.i.d.-numerator CI [4.86, 7.42] ignores within-region correlation and is anti-conservative), essentially unchanged from the raw 6.10 because the two classes’ own baselines nearly coincide (9.26 vs 9.08), while the calibrated levels compress: astrocytes yield omega_cal = 8.9 (95% CI [7.8, 10.2]) and Bergmann glia omega_cal = 1.49 (joint 95% CI [0.99, 2.12], which no longer excludes 1). Bergmann glia is therefore borderline against its own class baseline (region-clustered CI [8.49, 19.52] versus baseline 9.08; the class contributes only 7 regions, so the interval’s lower edge is itself sensitive to bootstrap resampling): under per-class baselines 9 of 10 classes have region-clustered class-mean CIs excluding their own baselines (versus 9 of 10 under the single brain-wide baseline and 10 of 10 under the mouse-derived factor), and under the joint region-clustered bootstrap of the calibrated ratio (notebooks/81_perclass_uncertainty.py, B = 5,000) 9 of 10 classes have joint 95% CIs excluding 1, with Bergmann glia the borderline exception under both internal calibrations; its excess is small (+49%) and rests on only 21 pairs across 7 intra-cerebellar regions, so we read it as "at, or marginally above, its own expectation" rather than clear divergence. Because a shared calibration constant cancels in any ratio of class means, external calibration changes the levels (astrocytes 10.75 under mouse-derived versus 8.51 under brain-internal) but not the gradient ratio; only class-specific baselines move the ratio, and then only slightly. We therefore recommend per-class split-half calibration whenever within-dataset class contrasts are the target, and treat omega_cal as dataset- and class-relative throughout. The calibrate_omega() function is available in the CKI package (cki.calibrate_omega). Both raw and calibrated ω values are reported in the calibration-relevant results. (Supplementary Fig. 2.)</w:t>
+        <w:t>The theoretical baseline ω = 1 (k_f = k_n) is never observed in practice because identity-gene selection (per-pair top-200 DE genes or HVGs) systematically inflates k_f relative to k_n. Empirical calibration on split-half equivalent populations (mouse, 6 FACS control populations with 50 independent random split-halves each; 300 split-half ω values; Section 3.10) yielded a replicate-baseline mean ω = 7.70 (two-stage population-resampled bootstrap 95% CI [6.38, 9.82], B = 5,000; the 300-value intervals [7.37, 8.02]/[7.38, 8.02] are pseudo-replicated and superseded), and the legacy single-split estimate 6.67 [4.24, 9.24] lies inside the widened CI and is superseded. We introduce calibrated ω: omega_cal = omega_obs / 7.70, which rescales all values so that equivalent populations yield omega_cal ~ 1.0. Given the width of the baseline CI (±21% relative half-width), calibrated values carry roughly one significant figure of resolution and should be read as order-of-magnitude estimates rather than precise quantities. Under this mouse-derived calibration: mouse controls yield omega_cal = 1.0, the brain global mean becomes omega_cal ≈ 5 (raw 38.55; range 4.8–5.2 across the baseline CI), and the most divergent brain cell type (astrocytes) yields omega_cal ≈ 11 (raw 82.75). A scheme-matched split-half calibration performed inside the brain atlas itself (29 populations with at least 200 nuclei; B = 50 random splits per population) gave an internal baseline of 9.73 (95% bootstrap CI [9.03, 10.53]), approximately 1.3-fold higher than the mouse-derived factor, indicating that the mouse-derived calibration overstates omega_cal in the brain dataset. Under the brain-internal baseline, the brain global mean corresponds to omega_cal ≈ 4.0, the most divergent class to omega_cal ≈ 8.5, and the most constrained class (Bergmann glia) to omega_cal ≈ 1.4 (raw 13.56): the most regionally constrained class sits at, not above, the split-half expectation for equivalent brain populations, so the statement that all ten non-neuronal classes diverge beyond the split-half baseline holds only under the mouse-derived calibration and is not supported under brain-internal calibration. In Tabula Sapiens, the analogous scheme-matched internal baseline was 7.67 (95% bootstrap CI [7.39, 8.00]; 71 populations from the largest donor per group), which lies inside the updated mouse-derived CI [6.38, 9.82], so the mouse-derived calibration factor is transferable to the Tabula Sapiens dataset but not to the brain atlas, and omega_cal should be treated as a dataset-relative quantity rather than a universal constant. A single brain-wide baseline also averages over marked between-class heterogeneity: class-specific split-half baselines derived from the same 29 split-half populations range from 7.58 (microglia) to 12.52 (committed oligodendrocyte precursor), a 1.65-fold spread, and the split-half k_f floor itself varies roughly 40-fold across classes (from 0.0001 in oligodendrocytes to 0.020 in committed oligodendrocyte precursors), so the equivalent-population expectation is a class-specific quantity in both components rather than a single atlas-wide constant; each class baseline rests on only 2-3 split-half populations (50 splits per population), so the calibrated levels carry non-trivial denominator uncertainty (two-stage 95% CIs span, for example, [8.25, 10.32] for astrocytes and [8.71, 9.47] for Bergmann glia, the latter from only 2 populations). Under per-class baselines the astrocyte-to-Bergmann-glia gradient is 5.99 (95% CI [4.12, 9.18] under a joint region-clustered bootstrap that resamples region pairs and split-half populations together, propagating both sources of calibration uncertainty; the narrower i.i.d.-numerator CI [4.86, 7.42] ignores within-region correlation and is anti-conservative), essentially unchanged from the raw 6.10 because the two classes’ own baselines nearly coincide (9.26 vs 9.08), while the calibrated levels compress: astrocytes yield omega_cal = 8.9 (95% CI [7.8, 10.2]) and Bergmann glia omega_cal = 1.49 (joint 95% CI [0.99, 2.12], which no longer excludes 1). Bergmann glia is therefore borderline against its own class baseline (region-clustered CI [8.49, 19.52] versus baseline 9.08; the class contributes only 7 regions, so the interval’s lower edge is itself sensitive to bootstrap resampling): under per-class baselines 9 of 10 classes have region-clustered class-mean CIs excluding their own baselines (versus 9 of 10 under the single brain-wide baseline and 10 of 10 under the mouse-derived factor), and under the joint region-clustered bootstrap of the calibrated ratio (notebooks/81_perclass_uncertainty.py, B = 5,000) 9 of 10 classes have joint 95% CIs excluding 1, with Bergmann glia the borderline exception under both internal calibrations; its excess is small (+49%) and rests on only 21 pairs across 7 intra-cerebellar regions, so we read it as "at, or marginally above, its own expectation" rather than clear divergence. Because a shared calibration constant cancels in any ratio of class means, external calibration changes the levels (astrocytes 10.75 under mouse-derived versus 8.51 under brain-internal) but not the gradient ratio; only class-specific baselines move the ratio, and then only slightly. We therefore recommend per-class split-half calibration whenever within-dataset class contrasts are the target, and treat omega_cal as dataset- and class-relative throughout. The calibrate_omega() function is available in the CKI package (cki.calibrate_omega). Both raw and calibrated ω values are reported in the calibration-relevant results. (Supplementary Fig. 3.)</w:t>
       </w:r>
     </w:p>
     <w:p>
@@ -2040,7 +2040,7 @@
           <w:color w:val="000000"/>
           <w:sz w:val="22"/>
         </w:rPr>
-        <w:t>TCGA clinical-severity gradients (per-tumor mean of intratumoral TT pairs; values below are from the ex-CC linear-normalization re-analysis at kn_floor = 0, notebooks/nc52_tcga_excc_main.py, results/nc52_tcga_excc_severity.csv (the pre-exclusion run is archived as results/superseded/tcga_clinical_severity_v44.csv), which mirrors the published pipeline of notebooks/83_kf_only_ordering.py; ordering, direction, and significance are identical to the earlier softmax run, with ω levels shifted upward by about 5-20). LIHC Edmondson grade: mean ω is highest in G1, roughly flat across G2–G3, and lowest in G4 (78.8, 75.8, 77.6, 72.3 for G1–G4; Jonckheere-Terpstra P &lt; 10⁻¹⁵), but k_f increases with grade (JT P = 8.4 × 10⁻¹²) and k_n increases in parallel (JT P &lt; 10⁻¹⁵), so the ω gradient is a denominator effect. BRCA PAM50: mean ω decreases across Luminal A (142.0), Luminal B (136.5), HER2-enriched (121.8), Basal-like (116.7), and Normal-like (101.9) (Kruskal-Wallis P = 7.0 × 10⁻⁷); the ordering largely reverses under k_f-only, consistent with the lowest mean k_n in Luminal A, so the ω heterogeneity gradient is predominantly a baseline effect. LUAD mutation strata: the contrast persists under k_f-only (mean ω KRAS 136.9 &gt; EGFR 122.2 &gt; wild-type 115.4; Kruskal-Wallis P = 7.8 × 10⁻⁷ for ω; k_f P = 0.015; k_n P = 3.4 × 10⁻⁴), with k_n lowest in EGFR-mutant tumors, so part of the ω contrast is denominator-driven. The main text reports only the LUAD driver-mutation contrast as a primary result; the LIHC Edmondson and BRCA PAM50 gradients are reported here as denominator-dominated vignettes (Supplementary Fig. 2d), and the full values and test details are given in Supplementary Table 15. The k_f-only controls are post-hoc; the P-values reported here (three severity analyses crossed with three metrics) are nominal and carry no multiplicity correction. Scripts: notebooks/83_kf_only_ordering.py (published softmax run) and notebooks/nc52_tcga_excc_main.py (ex-CC linear re-analysis); outputs: results/kf_only_ordering.csv, results/kf_only_ordering.json, results/kf_only_severity.csv, results/kf_only_ordering.txt, results/nc52_tcga_excc_severity.csv.</w:t>
+        <w:t>TCGA clinical-severity gradients (per-tumor mean of intratumoral TT pairs; values below are from the ex-CC linear-normalization re-analysis at kn_floor = 0, notebooks/nc52_tcga_excc_main.py, results/nc52_tcga_excc_severity.csv (the pre-exclusion run is archived as results/superseded/tcga_clinical_severity_v44.csv), which mirrors the published pipeline of notebooks/83_kf_only_ordering.py; ordering, direction, and significance are identical to the earlier softmax run, with ω levels shifted upward by about 5-20). LIHC Edmondson grade: mean ω is highest in G1, roughly flat across G2–G3, and lowest in G4 (78.8, 75.8, 77.6, 72.3 for G1–G4; Jonckheere-Terpstra P &lt; 10⁻¹⁵), but k_f increases with grade (JT P = 8.4 × 10⁻¹²) and k_n increases in parallel (JT P &lt; 10⁻¹⁵), so the ω gradient is a denominator effect. BRCA PAM50: mean ω decreases across Luminal A (142.0), Luminal B (136.5), HER2-enriched (121.8), Basal-like (116.7), and Normal-like (101.9) (Kruskal-Wallis P = 7.0 × 10⁻⁷); the ordering largely reverses under k_f-only, consistent with the lowest mean k_n in Luminal A, so the ω heterogeneity gradient is predominantly a baseline effect. LUAD mutation strata: the contrast persists under k_f-only (mean ω KRAS 136.9 &gt; EGFR 122.2 &gt; wild-type 115.4; Kruskal-Wallis P = 7.8 × 10⁻⁷ for ω; k_f P = 0.015; k_n P = 3.4 × 10⁻⁴), with k_n lowest in EGFR-mutant tumors, so part of the ω contrast is denominator-driven. The main text reports only the LUAD driver-mutation contrast as a primary result; the LIHC Edmondson and BRCA PAM50 gradients are reported here as denominator-dominated vignettes (Supplementary Fig. 3d), and the full values and test details are given in Supplementary Table 15. The k_f-only controls are post-hoc; the P-values reported here (three severity analyses crossed with three metrics) are nominal and carry no multiplicity correction. Scripts: notebooks/83_kf_only_ordering.py (published softmax run) and notebooks/nc52_tcga_excc_main.py (ex-CC linear re-analysis); outputs: results/kf_only_ordering.csv, results/kf_only_ordering.json, results/kf_only_severity.csv, results/kf_only_ordering.txt, results/nc52_tcga_excc_severity.csv.</w:t>
       </w:r>
     </w:p>
     <w:p>
@@ -2111,7 +2111,7 @@
           <w:color w:val="000000"/>
           <w:sz w:val="22"/>
         </w:rPr>
-        <w:t>CKI ω separated the functional contrast from the neutral baseline completely: ω = 21.83 ± 7.20 (functional) versus 1.30 ± 0.36 (neutral), Mann-Whitney P = 5.5 × 10⁻¹⁴, exact rank AUC = 1.00. The margin is carried by the functional component: k_f (0.064 ± 0.012 versus 0.0020 ± 0.0016, AUC = 1.00) separates perfectly, whereas k_n (0.0033 ± 0.0011 versus 0.0014 ± 0.0009) is only partially elevated (AUC = 0.89)—the decomposition-first reading argued throughout the manuscript. Standard metrics also separated the classes (raw JS, cosine, and marker Jaccard AUC = 1.00; Spearman 0.90), as expected for two genuinely distinct cell types; the sanity-check value lies in ω tracking the functional contrast far above its own neutral baseline on an independent dataset. Note that this analysis uses the global-HVG scheme, not the per-pair top-200 hybrid scheme, so absolute ω values sit on a different scale from the 7.70-calibrated hybrid baseline and are compared internally only. Scripts: notebooks/nc50_brain_atlas_microglia.py and notebooks/nc50_fig_microglia.py; outputs: results/nc50_brain_atlas_microglia.csv and .txt. (Supplementary Fig. 3.)</w:t>
+        <w:t>CKI ω separated the functional contrast from the neutral baseline completely: ω = 21.83 ± 7.20 (functional) versus 1.30 ± 0.36 (neutral), Mann-Whitney P = 5.5 × 10⁻¹⁴, exact rank AUC = 1.00. The margin is carried by the functional component: k_f (0.064 ± 0.012 versus 0.0020 ± 0.0016, AUC = 1.00) separates perfectly, whereas k_n (0.0033 ± 0.0011 versus 0.0014 ± 0.0009) is only partially elevated (AUC = 0.89)—the decomposition-first reading argued throughout the manuscript. Standard metrics also separated the classes (raw JS, cosine, and marker Jaccard AUC = 1.00; Spearman 0.90), as expected for two genuinely distinct cell types; the sanity-check value lies in ω tracking the functional contrast far above its own neutral baseline on an independent dataset. Note that this analysis uses the global-HVG scheme, not the per-pair top-200 hybrid scheme, so absolute ω values sit on a different scale from the 7.70-calibrated hybrid baseline and are compared internally only. Scripts: notebooks/nc50_brain_atlas_microglia.py and notebooks/nc50_fig_microglia.py; outputs: results/nc50_brain_atlas_microglia.csv and .txt. (Supplementary Fig. 4.)</w:t>
       </w:r>
     </w:p>
     <w:p>
@@ -2157,7 +2157,7 @@
           <w:color w:val="000000"/>
           <w:sz w:val="22"/>
         </w:rPr>
-        <w:t>Results. Median ω: stimulated-control 19.3-33.4, donor-donor 9.9-25.7, split-half 6.7-18.9 (omega_cal for the perturbation class 1.8-3.4 versus donor-drift 0.9-2.7). AUC (perturbation versus donor-drift): ω 0.551-0.922, k_f 0.743-1.000, raw JS 0.792-1.000. The permutation test reached raw P &lt; 0.05 in 15 of 37 donor-level tests (no multiplicity correction; under the global null roughly two of 37 tests would cross raw P &lt; 0.05, so the aggregate excess is informative while individual tests are not). The components are consistent with the metric ordering: IFN-beta stimulation raises median k_n 1.2-5.7-fold above the donor-drift level (ACTB and GAPDH fall roughly 40% in stimulated cells, a magnitude consistent with the anchor mechanism but not separable from the lane effect) while raising median k_f 1.6-6.8-fold, so the ratio partially cancels the signal; in CD14+ monocytes, where the k_n rise is largest (5.7-fold), the ω AUC falls to 0.551 while k_f retains 0.984. Within the lane-confounded design this supports the anchor-visibility boundary: perturbations that touch the housekeeping anchor deflate ω, and k_f-only with a design-matched null is the more honest statistic in that regime (Supplementary Fig. 3). Script: notebooks/79_kang_ifnb_demo.py; outputs: results/kang_ifnb_demo_pairs.csv (709 pairs), results/kang_ifnb_demo_summary.json.</w:t>
+        <w:t>Results. Median ω: stimulated-control 19.3-33.4, donor-donor 9.9-25.7, split-half 6.7-18.9 (omega_cal for the perturbation class 1.8-3.4 versus donor-drift 0.9-2.7). AUC (perturbation versus donor-drift): ω 0.551-0.922, k_f 0.743-1.000, raw JS 0.792-1.000. The permutation test reached raw P &lt; 0.05 in 15 of 37 donor-level tests (no multiplicity correction; under the global null roughly two of 37 tests would cross raw P &lt; 0.05, so the aggregate excess is informative while individual tests are not). The components are consistent with the metric ordering: IFN-beta stimulation raises median k_n 1.2-5.7-fold above the donor-drift level (ACTB and GAPDH fall roughly 40% in stimulated cells, a magnitude consistent with the anchor mechanism but not separable from the lane effect) while raising median k_f 1.6-6.8-fold, so the ratio partially cancels the signal; in CD14+ monocytes, where the k_n rise is largest (5.7-fold), the ω AUC falls to 0.551 while k_f retains 0.984. Within the lane-confounded design this supports the anchor-visibility boundary: perturbations that touch the housekeeping anchor deflate ω, and k_f-only with a design-matched null is the more honest statistic in that regime (Supplementary Fig. 4). Script: notebooks/79_kang_ifnb_demo.py; outputs: results/kang_ifnb_demo_pairs.csv (709 pairs), results/kang_ifnb_demo_summary.json.</w:t>
       </w:r>
     </w:p>
     <w:p>
@@ -2376,7 +2376,7 @@
           <w:color w:val="000000"/>
           <w:sz w:val="22"/>
         </w:rPr>
-        <w:t>Results. Cross-origin pseudo-pairs gave near-nominal marginal tail rates (5.79% lower tail and 6.87% upper tail at P &lt; 0.05, versus the 5% nominal level), closely matching the real analysis (6.17% lower, 7.90% upper). Same-origin pairs showed a 37.6% lower-tail rate (263/700), demonstrating within-region library similarity, and a suppressed upper-tail rate (2.0%). Kolmogorov-Smirnov tests against U(0,1) reject exact uniformity (cross-origin D = 0.065/0.064 for the lower/upper tail; P approximately 0 at n = 127,056, which detects minute deviations), and binomial tail tests quantify the practical magnitude: an excess of ~0.8-1.9 percentage points over nominal (binom P = 9.2e-37 and 6.8e-185). The QQ plots are shown in Supplementary Fig. 6.</w:t>
+        <w:t>Results. Cross-origin pseudo-pairs gave near-nominal marginal tail rates (5.79% lower tail and 6.87% upper tail at P &lt; 0.05, versus the 5% nominal level), closely matching the real analysis (6.17% lower, 7.90% upper). Same-origin pairs showed a 37.6% lower-tail rate (263/700), demonstrating within-region library similarity, and a suppressed upper-tail rate (2.0%). Kolmogorov-Smirnov tests against U(0,1) reject exact uniformity (cross-origin D = 0.065/0.064 for the lower/upper tail; P approximately 0 at n = 127,056, which detects minute deviations), and binomial tail tests quantify the practical magnitude: an excess of ~0.8-1.9 percentage points over nominal (binom P = 9.2e-37 and 6.8e-185). The QQ plots are shown in Supplementary Fig. 5.</w:t>
       </w:r>
     </w:p>
     <w:p>
@@ -2537,7 +2537,7 @@
           <w:color w:val="000000"/>
           <w:sz w:val="22"/>
         </w:rPr>
-        <w:t>To test whether k_f carries lineage information beyond the organ baseline, we mapped every Tabula Sapiens cell type to Cell Ontology (CL) identifiers (releases/2026-06-08) and computed pairwise lineage distance as the shortest-path length over the CL ancestor graph. Across 1,054 same-organ cross-cell-type pairs spanning 6 organs, k_f increased systematically with lineage distance (Spearman ρ = 0.227, P = 9.5 × 10⁻¹⁴; organ-stratified permutation, 10,000 draws, P = 1.0 × 10⁻⁴), rising from a median of 0.127 at distance 1–2 to 0.271 at distance ≥9 (2.1-fold monotone ladder; Supplementary Fig. 7a, d). Same-cell-type cross-organ pairs at distance 0 anchored the ladder at a much lower median k_f of 0.106 (n = 69). Critically, k_n showed no lineage gradient (ρ = 0.052, P = 0.092), confirming that the organ baseline is distance-independent; the partial correlation of ω with distance given k_n was ρ = 0.265 (P = 1.9 × 10⁻¹⁸). (Supplementary Table 16.)</w:t>
+        <w:t>To test whether k_f carries lineage information beyond the organ baseline, we mapped every Tabula Sapiens cell type to Cell Ontology (CL) identifiers (releases/2026-06-08) and computed pairwise lineage distance as the shortest-path length over the CL ancestor graph. Across 1,054 same-organ cross-cell-type pairs spanning 6 organs, k_f increased systematically with lineage distance (Spearman ρ = 0.227, P = 9.5 × 10⁻¹⁴; organ-stratified permutation, 10,000 draws, P = 1.0 × 10⁻⁴), rising from a median of 0.127 at distance 1–2 to 0.271 at distance ≥9 (2.1-fold monotone ladder; Supplementary Fig. 9a, d). Same-cell-type cross-organ pairs at distance 0 anchored the ladder at a much lower median k_f of 0.106 (n = 69). Critically, k_n showed no lineage gradient (ρ = 0.052, P = 0.092), confirming that the organ baseline is distance-independent; the partial correlation of ω with distance given k_n was ρ = 0.265 (P = 1.9 × 10⁻¹⁸). (Supplementary Table 16.)</w:t>
       </w:r>
     </w:p>
     <w:p>
@@ -2548,7 +2548,7 @@
           <w:color w:val="000000"/>
           <w:sz w:val="22"/>
         </w:rPr>
-        <w:t>We then replicated the design in an independent brain atlas with a fundamentally different pairing structure: 888,263 non-neuronal nuclei from Siletti et al., yielding 1,537 same-region cross-cell-type pairs scored on a fixed 5,000-gene non-HK panel (k_f_fixed). Despite the coarser panel and the absence of any organ contrast, k_f_fixed again increased with lineage distance (ρ = 0.181, P = 9.9 × 10⁻¹³; region-stratified permutation, 10,000 draws, P = 1.0 × 10⁻⁴), although the increase was not monotone across coarse distance bins (Supplementary Fig. 7b). The oligodendrocyte lineage chain provided a directed within-lineage test: median k_f_fixed rose from 0.063 (OPC–COP) to 0.075 (COP–oligodendrocyte) to 0.130 (OPC–oligodendrocyte; 2.06-fold), and the chain ordering held in 52 of 52 shared brain regions (paired Wilcoxon P = 1.8 × 10⁻¹⁰; Supplementary Fig. 7c). Distance-0 anchors (same cell type across regions, n = 31,764 pairs) sat far below the closest cross-lineage pair (median 0.006–0.033 versus 0.063 for OPC–COP; Supplementary Fig. 7f), and a germ-layer prediction was confirmed: microglia (mesoderm) were more distant from macroglia (ectoderm) than macroglia were from each other (median k_f_fixed 0.163 versus 0.123; Mann–Whitney P = 4.5 × 10⁻¹⁴⁶; Supplementary Fig. 7e). (Supplementary Table 17.)</w:t>
+        <w:t>We then replicated the design in an independent brain atlas with a fundamentally different pairing structure: 888,263 non-neuronal nuclei from Siletti et al., yielding 1,537 same-region cross-cell-type pairs scored on a fixed 5,000-gene non-HK panel (k_f_fixed). Despite the coarser panel and the absence of any organ contrast, k_f_fixed again increased with lineage distance (ρ = 0.181, P = 9.9 × 10⁻¹³; region-stratified permutation, 10,000 draws, P = 1.0 × 10⁻⁴), although the increase was not monotone across coarse distance bins (Supplementary Fig. 9b). The oligodendrocyte lineage chain provided a directed within-lineage test: median k_f_fixed rose from 0.063 (OPC–COP) to 0.075 (COP–oligodendrocyte) to 0.130 (OPC–oligodendrocyte; 2.06-fold), and the chain ordering held in 52 of 52 shared brain regions (paired Wilcoxon P = 1.8 × 10⁻¹⁰; Supplementary Fig. 9c). Distance-0 anchors (same cell type across regions, n = 31,764 pairs) sat far below the closest cross-lineage pair (median 0.006–0.033 versus 0.063 for OPC–COP; Supplementary Fig. 9f), and a germ-layer prediction was confirmed: microglia (mesoderm) were more distant from macroglia (ectoderm) than macroglia were from each other (median k_f_fixed 0.163 versus 0.123; Mann–Whitney P = 4.5 × 10⁻¹⁴⁶; Supplementary Fig. 9e). (Supplementary Table 17.)</w:t>
       </w:r>
     </w:p>
     <w:p>
@@ -2559,7 +2559,7 @@
           <w:color w:val="000000"/>
           <w:sz w:val="22"/>
         </w:rPr>
-        <w:t>The two atlases also delineate the portability boundary of k_n. In the brain design, k_n correlated positively with lineage distance (ρ = 0.300, P = 2.1 × 10⁻³³), reversing its null behaviour in Tabula Sapiens, so that ω decreased with distance (ρ = −0.134) and carried no independent signal after partialling out k_n (ρ = −0.009, P = 0.74). Together with the main-text denominator guidance, these results identify k_f, rather than ω, as the only lineage signal that is portable across pairing designs: k_n tracks whatever baseline variation a given design happens to fix (organ identity in Tabula Sapiens; region identity in the brain atlas), and only k_f responds to lineage distance in both. (Supplementary Fig. 7; Supplementary Tables 16, 17.)</w:t>
+        <w:t>The two atlases also delineate the portability boundary of k_n. In the brain design, k_n correlated positively with lineage distance (ρ = 0.300, P = 2.1 × 10⁻³³), reversing its null behaviour in Tabula Sapiens, so that ω decreased with distance (ρ = −0.134) and carried no independent signal after partialling out k_n (ρ = −0.009, P = 0.74). Together with the main-text denominator guidance, these results identify k_f, rather than ω, as the only lineage signal that is portable across pairing designs: k_n tracks whatever baseline variation a given design happens to fix (organ identity in Tabula Sapiens; region identity in the brain atlas), and only k_f responds to lineage distance in both. (Supplementary Fig. 9; Supplementary Tables 16, 17.)</w:t>
       </w:r>
     </w:p>
     <w:p>
@@ -2605,7 +2605,7 @@
           <w:color w:val="000000"/>
           <w:sz w:val="22"/>
         </w:rPr>
-        <w:t>The cross-class contrast is decisive at the pair level. Neuronal pairs (n = 2,995; median ω 62.17) exceed the full non-neuronal landscape (n = 31,764; median 28.68; 24.50 excluding astrocytes): one-sided Mann–Whitney z = 52.6, P ≈ 10⁻⁶⁰² (normal approximation), rank-biserial 0.58, P(neuronal &gt; non-neuronal) = 0.79, and every superclass is individually significant (weakest, thalamic excitatory: P = 8.5 × 10⁻³⁷). Astrocytes are the sole non-neuronal exception (median 73.37, above the neuronal median; P = 0.41 for neuronal &gt; astrocytic) and themselves exceed the remaining nine non-neuronal classes (z = 94.1, P ≈ 10⁻¹⁹²⁶), consistent with their known regional specialization (Results). At the subcluster tier the same pipeline yields 48,450 pairs (median ω 21.22) dominated by region-restricted subclusters with few pairs, so superclass-level values are the appropriate tier for cross-class comparison. The non-neuronal screen therefore understates atlas-wide regional divergence: neuronal superclasses—like astrocytes—carry substantially higher cross-region divergence than the remaining non-neuronal classes. (Fig. 5e, f; Supplementary Fig. 8; Supplementary Table 11.)</w:t>
+        <w:t>The cross-class contrast is decisive at the pair level. Neuronal pairs (n = 2,995; median ω 62.17) exceed the full non-neuronal landscape (n = 31,764; median 28.68; 24.50 excluding astrocytes): one-sided Mann–Whitney z = 52.6, P ≈ 10⁻⁶⁰² (normal approximation), rank-biserial 0.58, P(neuronal &gt; non-neuronal) = 0.79, and every superclass is individually significant (weakest, thalamic excitatory: P = 8.5 × 10⁻³⁷). Astrocytes are the sole non-neuronal exception (median 73.37, above the neuronal median; P = 0.41 for neuronal &gt; astrocytic) and themselves exceed the remaining nine non-neuronal classes (z = 94.1, P ≈ 10⁻¹⁹²⁶), consistent with their known regional specialization (Results). At the subcluster tier the same pipeline yields 48,450 pairs (median ω 21.22) dominated by region-restricted subclusters with few pairs, so superclass-level values are the appropriate tier for cross-class comparison. The non-neuronal screen therefore understates atlas-wide regional divergence: neuronal superclasses—like astrocytes—carry substantially higher cross-region divergence than the remaining non-neuronal classes. (Fig. 5e, f; Supplementary Fig. 7; Supplementary Table 11.)</w:t>
       </w:r>
     </w:p>
     <w:p>
@@ -2640,7 +2640,7 @@
           <w:color w:val="000000"/>
           <w:sz w:val="22"/>
         </w:rPr>
-        <w:t>As an external disease anchor we applied a donor-level design to SEA-AD (CELLxGENE collection 1ca90a2d; middle temporal gyrus; microglia-PVM and astrocyte slices): pseudobulks per donor, ADNC ‘High’ (42 donors) versus ‘Not AD’/‘Reference’ controls (donors with ≥ 50 nuclei), testing pre-registered gene sets—the Keren-Shaul disease-associated-microglia (DAM) core set (18 genes), Liddelow-2017 pan-reactive/A1/A2 astrocyte sets, and the Krasemann homeostatic-microglia set—with the pre-registered genes merged into the reduced panel and excluded from the null sampling pool (under the standard HVG panel only 12 of 18 DAM genes map; LPL, CST7, CSF1, CCL2, CD9 and LYZ rank below the top-5,000 HVGs). The pan-reactive-astrocyte set was elevated in astrocytes (ω 6.87 versus null 2.40 ± 1.39; P = 0.0145) and the DAM core set in astrocytes (ω 4.49; P = 0.041), with a directional but non-significant elevation in microglia (ω 4.39 versus null 2.58; P = 0.073); the negative controls behaved cleanly—the homeostatic-microglia set in astrocytes sat far below the null (ω 0.74; P = 0.996) and the A2-astrocyte set in microglia at the floor (ω 0.04; P = 1.0). Benjamini–Hochberg across the 10 tests left nothing significant (minimum q = 0.145), so the anchor provides directional, sub-threshold evidence that the pipeline responds to known Alzheimer’s biology, not detection. (Supplementary Fig. 8; Supplementary Table 14.)</w:t>
+        <w:t>As an external disease anchor we applied a donor-level design to SEA-AD (CELLxGENE collection 1ca90a2d; middle temporal gyrus; microglia-PVM and astrocyte slices): pseudobulks per donor, ADNC ‘High’ (42 donors) versus ‘Not AD’/‘Reference’ controls (donors with ≥ 50 nuclei), testing pre-registered gene sets—the Keren-Shaul disease-associated-microglia (DAM) core set (18 genes), Liddelow-2017 pan-reactive/A1/A2 astrocyte sets, and the Krasemann homeostatic-microglia set—with the pre-registered genes merged into the reduced panel and excluded from the null sampling pool (under the standard HVG panel only 12 of 18 DAM genes map; LPL, CST7, CSF1, CCL2, CD9 and LYZ rank below the top-5,000 HVGs). The pan-reactive-astrocyte set was elevated in astrocytes (ω 6.87 versus null 2.40 ± 1.39; P = 0.0145) and the DAM core set in astrocytes (ω 4.49; P = 0.041), with a directional but non-significant elevation in microglia (ω 4.39 versus null 2.58; P = 0.073); the negative controls behaved cleanly—the homeostatic-microglia set in astrocytes sat far below the null (ω 0.74; P = 0.996) and the A2-astrocyte set in microglia at the floor (ω 0.04; P = 1.0). Benjamini–Hochberg across the 10 tests left nothing significant (minimum q = 0.145), so the anchor provides directional, sub-threshold evidence that the pipeline responds to known Alzheimer’s biology, not detection. (Supplementary Fig. 7; Supplementary Table 14.)</w:t>
       </w:r>
     </w:p>
     <w:p>
@@ -2659,7 +2659,7 @@
           <w:color w:val="000000"/>
           <w:sz w:val="22"/>
         </w:rPr>
-        <w:t>This note states precisely what ω estimates, under which conditions, and with what error, connecting the operational algorithm (Methods) to the interpretation used in the main text. We adopt a generative factor model for the log-expression of a population, log x = σ + β + φ, where σ is a global scale (sequencing depth, capture efficiency), β a background factor (technical variation plus neutral drift), and φ a functional factor that vanishes on genes whose regulation does not change. All statements are scoped to this model class and to the brain-order normalization p = softmax(log1p(c)); no claim is made outside them. Raw diagnostics: results/theory_diagnostics.csv (script notebooks/85_theory_diagnostics.py; Supplementary Fig. 9).</w:t>
+        <w:t>This note states precisely what ω estimates, under which conditions, and with what error, connecting the operational algorithm (Methods) to the interpretation used in the main text. We adopt a generative factor model for the log-expression of a population, log x = σ + β + φ, where σ is a global scale (sequencing depth, capture efficiency), β a background factor (technical variation plus neutral drift), and φ a functional factor that vanishes on genes whose regulation does not change. All statements are scoped to this model class and to the brain-order normalization p = softmax(log1p(c)); no claim is made outside them. Raw diagnostics: results/theory_diagnostics.csv (script notebooks/85_theory_diagnostics.py; Supplementary Fig. 2).</w:t>
       </w:r>
     </w:p>
     <w:p>
@@ -3354,7 +3354,7 @@
           <w:color w:val="000000"/>
           <w:sz w:val="22"/>
         </w:rPr>
-        <w:t>Supplementary Fig. 2. Calibrated ω under two baselines and TCGA per-cancer matrices with supplementary stratification vignettes. (a) Raw ω and calibrated ω (ω_cal = ω / 7.70, mouse FACS baseline; ω / 9.73, brain-internal baseline) by brain cell type (log scale). Dashed line indicates the split-half expectation (ω_cal = 1.0). (b) Calibrated ω distributions across all 31,764 brain region pairs under both baselines; calibrating with the mouse baseline overstates brain ω_cal by 1.26-fold (9.73 / 7.70). (c) Pairwise ω matrices for five cancer types (BRCA, KIRC, LIHC, LUAD, LUSC) showing tissue-level transcriptomic divergence structure within each cancer cohort. (d) Within-cancer-type stratification (exploratory): per-tumor ω by LIHC Edmondson grade and BRCA PAM50 subtype; both orderings are denominator-dominated and reverse or largely reverse under k_f alone, unlike the LUAD driver-mutation contrast (Results).</w:t>
+        <w:t>Supplementary Fig. 2. Theory diagnostics for the scoped framework (Supplementary Note 20; notebooks/85_theory_diagnostics.py; results/theory_diagnostics.csv). (a) Second-order expansion error |JS − Q| / JS (log scale) for the HK panel (steel; k_n scale) and the pair-specific top-200 panel (purple; k_f scale) across 2,937 real pairs: brain cross-region observed (n = 1,500), brain within-region split-half nulls (n = 900), Tabula Sapiens cross-organ observed (n = 37) and split-half nulls (n = 500); boxes = IQR, whiskers = 1.5 × IQR, outliers suppressed. The expansion is quantitative at the k_n scale (median error 0.23% under nulls, 2.5–4.0% observed) and approximate at the k_f scale (10–18% observed). (b) Background-energy exchangeability under split-half nulls: distribution of the per-gene mean-energy ratio (top-200 versus HK panel), median 14 (brain) and 8.5 (Tabula Sapiens)—the order-statistic selection inflation α estimated by the split-half baseline (6.67–9.73). (c) Ground-truth estimand: mean ω − 1 (log scale) versus the injected functional shift δ at each background-drift level η (factorial grid, ε = 0; Supplementary Note 1); ω − 1 rises monotonically with δ from the selection-inflated baseline offset and collapses toward 0 under strong HK-anchored drift. (d) Null ancillarity: cross-class coefficient of variation of the split-half null median for k_f, k_n and ω (10 brain classes; 38 mouse tissue–cell-type populations)—studentization by the HK denominator contracts the null dispersion up to eightfold (brain CV 1.21 → 0.148).</w:t>
       </w:r>
     </w:p>
     <w:p>
@@ -3365,7 +3365,7 @@
           <w:color w:val="000000"/>
           <w:sz w:val="22"/>
         </w:rPr>
-        <w:t>Supplementary Fig. 3. Human-brain sanity check on the microglia supercluster (Supplementary Note 7) and real perturbation demonstration (Kang et al. IFN-β-stimulated PBMCs). (a) UMAP embedding of the CELLxGENE Microglia supercluster (Human Brain Cell Atlas v1.0; 91,838 nuclei; precomputed embedding), coloured by cell type: microglial cell (88,494 nuclei) versus CNS macrophage (CNS-Mφ; 3,344). (b) CKI ω for the functional contrast (35 sample-matched microglia-versus-CNS-Mφ pairs) versus neutral half-splits (20 per cell type): ω = 21.83 ± 7.20 (functional) versus ω = 1.30 ± 0.36 (neutral); Mann-Whitney P = 5.5 × 10⁻¹⁴. (c) Per-metric exact rank AUC for the same contrast: the margin is carried by k_f (AUC = 1.00), whereas k_n is only partially elevated (AUC = 0.89); standard metrics also separate the classes (raw JS, cosine, marker Jaccard AUC = 1.00; Spearman 0.90), as expected for two genuinely distinct cell types. This analysis uses the global-HVG scheme, not the per-pair top-200 hybrid scheme, so absolute ω values sit on a different scale from the 7.70-calibrated hybrid baseline and are compared internally only. (d) Area under the ROC curve (AUC) for separating within-donor stim-versus-control pairs (perturbation) from cross-donor same-condition pairs (donor drift) per cell type, for ω (red), k_f alone (purple), and raw JS divergence (grey); bars start at the chance level of 0.5. Where IFN-β moves the housekeeping anchor hardest (CD14+ monocytes), the ω AUC falls to 0.55 while k_f retains 0.98 — the anchor-visibility boundary; and median per-pair k_n (JS divergence on housekeeping genes) by comparison class, donor-drift pairs (steel) versus stim-versus-control pairs (red), on a logarithmic scale; red annotations give the stim-versus-control-to-donor-drift median ratio (1.2–5.7-fold), consistent with the perturbation raising the housekeeping anchor itself. Condition is fully confounded with capture lane in this dataset; cross-metric contrasts, not absolute detection, are the informative quantity.</w:t>
+        <w:t>Supplementary Fig. 3. Calibrated ω under two baselines and TCGA per-cancer matrices with supplementary stratification vignettes. (a) Raw ω and calibrated ω (ω_cal = ω / 7.70, mouse FACS baseline; ω / 9.73, brain-internal baseline) by brain cell type (log scale). Dashed line indicates the split-half expectation (ω_cal = 1.0). (b) Calibrated ω distributions across all 31,764 brain region pairs under both baselines; calibrating with the mouse baseline overstates brain ω_cal by 1.26-fold (9.73 / 7.70). (c) Pairwise ω matrices for five cancer types (BRCA, KIRC, LIHC, LUAD, LUSC) showing tissue-level transcriptomic divergence structure within each cancer cohort. (d) Within-cancer-type stratification (exploratory): per-tumor ω by LIHC Edmondson grade and BRCA PAM50 subtype; both orderings are denominator-dominated and reverse or largely reverse under k_f alone, unlike the LUAD driver-mutation contrast (Results).</w:t>
       </w:r>
     </w:p>
     <w:p>
@@ -3376,7 +3376,7 @@
           <w:color w:val="000000"/>
           <w:sz w:val="22"/>
         </w:rPr>
-        <w:t>Supplementary Fig. 4. Brain regional analysis details and pair-specific k_n variability (brain). (a) Mean regional divergence (ω, with SD) per cell type, ranked ascending; purple bars denote significant deviation from the block-shuffle null (p &lt; 0.05 and |standardised effect size (SES)| ≥ 2; SES = [observed ω − null mean] / null SD), grey otherwise. (b) ω versus number of sampled regions (n_regions) per cell type; Spearman ρ is reported (broader spatial coverage is not significantly associated with divergence at n = 10). (c) Distribution of multiplicative residuals (observed/expected ω) across all 31,764 cross-region pairs; colours indicate confidence tier (Strong: &lt; 0.3; Moderate: &lt; 0.5; Weak). (d) Distribution of per-pair k_n values by cell type (bars: mean ± SD); bar colour reflects the cross-pair coefficient of variation (CV) of k_n, from light (low CV, stable k_n) to dark (high CV, variable k_n); and per-pair ω (pair-specific k_n) versus ω estimated with the global mean k_n; red line is y = x. Spearman ρ = 0.142 (P = 7.07×10⁻¹⁴³, n = 31,764).</w:t>
+        <w:t>Supplementary Fig. 4. Human-brain sanity check on the microglia supercluster (Supplementary Note 7) and real perturbation demonstration (Kang et al. IFN-β-stimulated PBMCs). (a) UMAP embedding of the CELLxGENE Microglia supercluster (Human Brain Cell Atlas v1.0; 91,838 nuclei; precomputed embedding), coloured by cell type: microglial cell (88,494 nuclei) versus CNS macrophage (CNS-Mφ; 3,344). (b) CKI ω for the functional contrast (35 sample-matched microglia-versus-CNS-Mφ pairs) versus neutral half-splits (20 per cell type): ω = 21.83 ± 7.20 (functional) versus ω = 1.30 ± 0.36 (neutral); Mann-Whitney P = 5.5 × 10⁻¹⁴. (c) Per-metric exact rank AUC for the same contrast: the margin is carried by k_f (AUC = 1.00), whereas k_n is only partially elevated (AUC = 0.89); standard metrics also separate the classes (raw JS, cosine, marker Jaccard AUC = 1.00; Spearman 0.90), as expected for two genuinely distinct cell types. This analysis uses the global-HVG scheme, not the per-pair top-200 hybrid scheme, so absolute ω values sit on a different scale from the 7.70-calibrated hybrid baseline and are compared internally only. (d) Area under the ROC curve (AUC) for separating within-donor stim-versus-control pairs (perturbation) from cross-donor same-condition pairs (donor drift) per cell type, for ω (red), k_f alone (purple), and raw JS divergence (grey); bars start at the chance level of 0.5. Where IFN-β moves the housekeeping anchor hardest (CD14+ monocytes), the ω AUC falls to 0.55 while k_f retains 0.98 — the anchor-visibility boundary; and median per-pair k_n (JS divergence on housekeeping genes) by comparison class, donor-drift pairs (steel) versus stim-versus-control pairs (red), on a logarithmic scale; red annotations give the stim-versus-control-to-donor-drift median ratio (1.2–5.7-fold), consistent with the perturbation raising the housekeeping anchor itself. Condition is fully confounded with capture lane in this dataset; cross-metric contrasts, not absolute detection, are the informative quantity.</w:t>
       </w:r>
     </w:p>
     <w:p>
@@ -3387,7 +3387,7 @@
           <w:color w:val="000000"/>
           <w:sz w:val="22"/>
         </w:rPr>
-        <w:t>Supplementary Fig. 5. Developmental signature detection and block-shuffle permutation null for the residual model. (a) Multiplicative residual distribution for all 31,764 cross-region pairs, with Strong (residual &lt; 0.3), Moderate (residual &lt; 0.5), and Weak (residual &lt; 0.75) tiers shaded. (b) The ten Strong candidates with the smallest residual, shown as horizontal bars (residual and ω value annotated on each bar); bars are coloured by oligodendrocyte (OL) lineage membership (purple, OL-lineage; red, non-OL). Inset: OL-lineage representation among Strong candidates — 12 of 39 Strong, fold = 0.77, hypergeometric P = 0.92 (no enrichment). Cell types and region pairs are given in full. (c) Confidence-tier composition (Strong/Moderate/Weak) of all cross-region pairs, stacked by cell type and sorted by the number of Strong pairs (ascending). The number and percentage (to two decimal places) of Strong pairs are annotated on each bar — e.g., Microglia: Strong 16 (0.96%); Oligodendrocyte: Strong 10 (0.95%); Astrocyte: Strong 3 (0.47%). (d) 10. Block-shuffle permutation null for the residual model. Distribution of multiplicative residuals under block-shuffle permutation of library-to-region assignments (B = 1,000), compared against observed residuals for Strong candidates.</w:t>
+        <w:t>Supplementary Fig. 5. Pseudo-region negative control for the brain block-shuffle null, cross-species comparison details, and cross-organ conservation raw data. (a) Lower-tail P-values; (b) upper-tail P-values. Every region’s libraries were split uniformly at random into two pseudo-regions per cell type and the identical block-shuffle test (B = 1,000) was re-run on the 127,756 pseudo-pairs. Pseudo-pairs between halves of different real regions (cross-origin, n = 127,056) track the diagonal closely (marginal tail rates 5.79% lower / 6.87% upper versus the 5% nominal level), closely matching the real analysis (6.17% / 7.90%), while pairs between the two halves of the same region (same-origin, n = 700) deviate strongly in the lower tail (37.6%), demonstrating both the null’s calibration under the design-matched null and its power to detect within-region library similarity. (c) Cross-species ω comparison: scatter plot of human vs. mouse per-cell-type mean ω for the 15 shared cell types (Spearman r = −0.17, P = 0.55; no significant correlation). (d) 6. Cross-organ conservation raw data. Blue = well-sampled (n ≥ 5 pairs); gray = sparsely sampled (n &lt; 5 pairs). upper sub-panel shows mean ± SD; lower sub-panel shows raw pair-level distribution.</w:t>
       </w:r>
     </w:p>
     <w:p>
@@ -3398,7 +3398,7 @@
           <w:color w:val="000000"/>
           <w:sz w:val="22"/>
         </w:rPr>
-        <w:t>Supplementary Fig. 6. Pseudo-region negative control for the brain block-shuffle null, cross-species comparison details, and cross-organ conservation raw data. (a) Lower-tail P-values; (b) upper-tail P-values. Every region’s libraries were split uniformly at random into two pseudo-regions per cell type and the identical block-shuffle test (B = 1,000) was re-run on the 127,756 pseudo-pairs. Pseudo-pairs between halves of different real regions (cross-origin, n = 127,056) track the diagonal closely (marginal tail rates 5.79% lower / 6.87% upper versus the 5% nominal level), closely matching the real analysis (6.17% / 7.90%), while pairs between the two halves of the same region (same-origin, n = 700) deviate strongly in the lower tail (37.6%), demonstrating both the null’s calibration under the design-matched null and its power to detect within-region library similarity. (c) Cross-species ω comparison: scatter plot of human vs. mouse per-cell-type mean ω for the 15 shared cell types (Spearman r = −0.17, P = 0.55; no significant correlation). (d) 6. Cross-organ conservation raw data. Blue = well-sampled (n ≥ 5 pairs); gray = sparsely sampled (n &lt; 5 pairs). upper sub-panel shows mean ± SD; lower sub-panel shows raw pair-level distribution.</w:t>
+        <w:t>Supplementary Fig. 6. Brain regional analysis details and pair-specific k_n variability (brain). (a) Mean regional divergence (ω, with SD) per cell type, ranked ascending; purple bars denote significant deviation from the block-shuffle null (p &lt; 0.05 and |standardised effect size (SES)| ≥ 2; SES = [observed ω − null mean] / null SD), grey otherwise. (b) ω versus number of sampled regions (n_regions) per cell type; Spearman ρ is reported (broader spatial coverage is not significantly associated with divergence at n = 10). (c) Distribution of multiplicative residuals (observed/expected ω) across all 31,764 cross-region pairs; colours indicate confidence tier (Strong: &lt; 0.3; Moderate: &lt; 0.5; Weak). (d) Distribution of per-pair k_n values by cell type (bars: mean ± SD); bar colour reflects the cross-pair coefficient of variation (CV) of k_n, from light (low CV, stable k_n) to dark (high CV, variable k_n); and per-pair ω (pair-specific k_n) versus ω estimated with the global mean k_n; red line is y = x. Spearman ρ = 0.142 (P = 7.07×10⁻¹⁴³, n = 31,764).</w:t>
       </w:r>
     </w:p>
     <w:p>
@@ -3409,7 +3409,7 @@
           <w:color w:val="000000"/>
           <w:sz w:val="22"/>
         </w:rPr>
-        <w:t>Supplementary Fig. 7. Lineage-distance validation of k_f across two independent atlases (Supplementary Note 17). (a) Tabula Sapiens same-organ cross-cell-type pairs (n = 1,054, 6 organs): median k_f by Cell Ontology lineage-distance bin rises monotonically from 0.127 (distance 1–2) to 0.271 (distance ≥9); the grey bar anchors same-cell-type cross-organ pairs at distance 0 (median 0.106, n = 69). Spearman ρ = 0.227, P = 9.5 × 10⁻¹⁴; organ-stratified permutation (10,000 draws) P = 1.0 × 10⁻⁴. Pair counts per bin are annotated inside the bars. (b) Siletti et al. brain atlas same-region cross-cell-type pairs (n = 1,537; k_f on a fixed 5,000-gene non-HK panel): median k_f_fixed by lineage-distance bin; the increase is significant (ρ = 0.181, P = 9.9 × 10⁻¹³; region-stratified permutation P = 1.0 × 10⁻⁴) but not monotone across coarse bins. (c) Oligodendrocyte lineage chain across 52 shared brain regions: per-region k_f_fixed for OPC–COP (distance 2), COP–oligodendrocyte (distance 5), and OPC–oligodendrocyte (distance 5); medians 0.063 / 0.075 / 0.130 (2.06-fold), with the ordering holding in 52 of 52 regions (paired Wilcoxon P = 1.8 × 10⁻¹⁰). Grey lines connect matched regions; the purple line connects medians. (d) Spearman correlation of each metric with Cell Ontology lineage distance in Tabula Sapiens (orange; same-organ cross-cell-type pairs) and the Siletti brain atlas (purple; same-region cross-cell-type pairs). k_f correlates positively in both atlases (ρ = 0.227 and 0.181; both permutation P = 1.0 × 10⁻⁴), whereas k_n is null in Tabula Sapiens (ρ = 0.052, P = 0.092) but reverses to strongly positive in the brain (ρ = 0.300, P = 2.1 × 10⁻³³), so ω inherits a negative brain gradient (ρ = −0.134) with no signal after partialling out k_n (ρ = −0.009, P = 0.74). ***, P &lt; 0.001; NS, not significant. (e) Germ-layer test in the brain atlas: microglia (mesoderm) are more divergent from macroglia (median k_f_fixed 0.163, n = 420 region pairs) than macroglia are from each other (0.123, n = 652); Mann–Whitney P = 4.5 × 10⁻¹⁴⁶. (f) Distance-0 anchors in the brain atlas: median k_f_fixed for same-cell-type cross-region pairs per cell type (n = 31,764 pairs; range 0.006–0.033), all far below the closest cross-lineage pair (OPC–COP, red dashed line at 0.063).</w:t>
+        <w:t>Supplementary Fig. 7. Pair-level distributions and the subcluster tier for the neuronal superclass analysis, and program-level diffuseness with the SEA-AD disease-anchor positive control (Supplementary Notes 18, 19; main Fig. 5e, f). (a) Pair-level ω ECDFs (log scale) for neuronal superclasses (purple; n = 2,995), non-neuronal classes excluding astrocytes (grey; n = 25,986), and astrocytes (red; n = 5,778); medians 62.2 / 24.5 / 73.4, with astrocytes the only non-neuronal class in the neuronal range. (b) Subcluster-tier pair ω per supercluster (grey boxes, log scale, 48,450 pairs total; boxes = IQR, whiskers = 1.5 × IQR, outliers suppressed) with the superclass-tier median overlaid (purple bars): subcluster medians 18.5–29.4 are pulled down by region-restricted subclusters with few pairs, so superclass-level values are the appropriate tier for cross-class comparison (Supplementary Note 18). (c) SEA-AD donor-level test (10 pre-registered gene-set × cell-class tests): bars give observed ω between ADNC-high and reference donors; the dark dash marks the null mean and the line its 95% range (2,000-draw size-matched null with pre-registered genes excluded from the sampling pool). Red = pan-reactive astrocyte set (P = 0.0145) and DAM core set (P = 0.041) in astrocytes; orange = negative controls (homeostatic-microglia set in astrocytes, ω 0.74, P = 0.996; A2 set in microglia, ω 0.04, P = 1.0); grey = remaining tests. Benjamini–Hochberg across the 10 tests: minimum q = 0.145. (d) Hallmark-program diffuseness: histogram of the 400 empirical P-values (10 non-neuronal classes × 40 programs; size-bucketed random-gene-set null, B = 2,000), with Peroxisome and Bile Acid Metabolism programs in purple. All 11 tests with P ≤ 0.01 (4.0 expected) are peroxisomal–lipid programs; none of the 400 survives Benjamini–Hochberg correction (minimum q = 0.233).</w:t>
       </w:r>
     </w:p>
     <w:p>
@@ -3420,7 +3420,7 @@
           <w:color w:val="000000"/>
           <w:sz w:val="22"/>
         </w:rPr>
-        <w:t>Supplementary Fig. 8. Pair-level distributions and the subcluster tier for the neuronal superclass analysis, and program-level diffuseness with the SEA-AD disease-anchor positive control (Supplementary Notes 18, 19; main Fig. 5e, f). (a) Pair-level ω ECDFs (log scale) for neuronal superclasses (purple; n = 2,995), non-neuronal classes excluding astrocytes (grey; n = 25,986), and astrocytes (red; n = 5,778); medians 62.2 / 24.5 / 73.4, with astrocytes the only non-neuronal class in the neuronal range. (b) Subcluster-tier pair ω per supercluster (grey boxes, log scale, 48,450 pairs total; boxes = IQR, whiskers = 1.5 × IQR, outliers suppressed) with the superclass-tier median overlaid (purple bars): subcluster medians 18.5–29.4 are pulled down by region-restricted subclusters with few pairs, so superclass-level values are the appropriate tier for cross-class comparison (Supplementary Note 18). (c) SEA-AD donor-level test (10 pre-registered gene-set × cell-class tests): bars give observed ω between ADNC-high and reference donors; the dark dash marks the null mean and the line its 95% range (2,000-draw size-matched null with pre-registered genes excluded from the sampling pool). Red = pan-reactive astrocyte set (P = 0.0145) and DAM core set (P = 0.041) in astrocytes; orange = negative controls (homeostatic-microglia set in astrocytes, ω 0.74, P = 0.996; A2 set in microglia, ω 0.04, P = 1.0); grey = remaining tests. Benjamini–Hochberg across the 10 tests: minimum q = 0.145. (d) Hallmark-program diffuseness: histogram of the 400 empirical P-values (10 non-neuronal classes × 40 programs; size-bucketed random-gene-set null, B = 2,000), with Peroxisome and Bile Acid Metabolism programs in purple. All 11 tests with P ≤ 0.01 (4.0 expected) are peroxisomal–lipid programs; none of the 400 survives Benjamini–Hochberg correction (minimum q = 0.233).</w:t>
+        <w:t>Supplementary Fig. 8. Developmental signature detection and block-shuffle permutation null for the residual model. (a) Multiplicative residual distribution for all 31,764 cross-region pairs, with Strong (residual &lt; 0.3), Moderate (residual &lt; 0.5), and Weak (residual &lt; 0.75) tiers shaded. (b) The ten Strong candidates with the smallest residual, shown as horizontal bars (residual and ω value annotated on each bar); bars are coloured by oligodendrocyte (OL) lineage membership (purple, OL-lineage; red, non-OL). Inset: OL-lineage representation among Strong candidates — 12 of 39 Strong, fold = 0.77, hypergeometric P = 0.92 (no enrichment). Cell types and region pairs are given in full. (c) Confidence-tier composition (Strong/Moderate/Weak) of all cross-region pairs, stacked by cell type and sorted by the number of Strong pairs (ascending). The number and percentage (to two decimal places) of Strong pairs are annotated on each bar — e.g., Microglia: Strong 16 (0.96%); Oligodendrocyte: Strong 10 (0.95%); Astrocyte: Strong 3 (0.47%). (d) 10. Block-shuffle permutation null for the residual model. Distribution of multiplicative residuals under block-shuffle permutation of library-to-region assignments (B = 1,000), compared against observed residuals for Strong candidates.</w:t>
       </w:r>
     </w:p>
     <w:p>
@@ -3431,7 +3431,7 @@
           <w:color w:val="000000"/>
           <w:sz w:val="22"/>
         </w:rPr>
-        <w:t>Supplementary Fig. 9. Theory diagnostics for the scoped framework (Supplementary Note 20; notebooks/85_theory_diagnostics.py; results/theory_diagnostics.csv). (a) Second-order expansion error |JS − Q| / JS (log scale) for the HK panel (steel; k_n scale) and the pair-specific top-200 panel (purple; k_f scale) across 2,937 real pairs: brain cross-region observed (n = 1,500), brain within-region split-half nulls (n = 900), Tabula Sapiens cross-organ observed (n = 37) and split-half nulls (n = 500); boxes = IQR, whiskers = 1.5 × IQR, outliers suppressed. The expansion is quantitative at the k_n scale (median error 0.23% under nulls, 2.5–4.0% observed) and approximate at the k_f scale (10–18% observed). (b) Background-energy exchangeability under split-half nulls: distribution of the per-gene mean-energy ratio (top-200 versus HK panel), median 14 (brain) and 8.5 (Tabula Sapiens)—the order-statistic selection inflation α estimated by the split-half baseline (6.67–9.73). (c) Ground-truth estimand: mean ω − 1 (log scale) versus the injected functional shift δ at each background-drift level η (factorial grid, ε = 0; Supplementary Note 1); ω − 1 rises monotonically with δ from the selection-inflated baseline offset and collapses toward 0 under strong HK-anchored drift. (d) Null ancillarity: cross-class coefficient of variation of the split-half null median for k_f, k_n and ω (10 brain classes; 38 mouse tissue–cell-type populations)—studentization by the HK denominator contracts the null dispersion up to eightfold (brain CV 1.21 → 0.148).</w:t>
+        <w:t>Supplementary Fig. 9. Lineage-distance validation of k_f across two independent atlases (Supplementary Note 17). (a) Tabula Sapiens same-organ cross-cell-type pairs (n = 1,054, 6 organs): median k_f by Cell Ontology lineage-distance bin rises monotonically from 0.127 (distance 1–2) to 0.271 (distance ≥9); the grey bar anchors same-cell-type cross-organ pairs at distance 0 (median 0.106, n = 69). Spearman ρ = 0.227, P = 9.5 × 10⁻¹⁴; organ-stratified permutation (10,000 draws) P = 1.0 × 10⁻⁴. Pair counts per bin are annotated inside the bars. (b) Siletti et al. brain atlas same-region cross-cell-type pairs (n = 1,537; k_f on a fixed 5,000-gene non-HK panel): median k_f_fixed by lineage-distance bin; the increase is significant (ρ = 0.181, P = 9.9 × 10⁻¹³; region-stratified permutation P = 1.0 × 10⁻⁴) but not monotone across coarse bins. (c) Oligodendrocyte lineage chain across 52 shared brain regions: per-region k_f_fixed for OPC–COP (distance 2), COP–oligodendrocyte (distance 5), and OPC–oligodendrocyte (distance 5); medians 0.063 / 0.075 / 0.130 (2.06-fold), with the ordering holding in 52 of 52 regions (paired Wilcoxon P = 1.8 × 10⁻¹⁰). Grey lines connect matched regions; the purple line connects medians. (d) Spearman correlation of each metric with Cell Ontology lineage distance in Tabula Sapiens (orange; same-organ cross-cell-type pairs) and the Siletti brain atlas (purple; same-region cross-cell-type pairs). k_f correlates positively in both atlases (ρ = 0.227 and 0.181; both permutation P = 1.0 × 10⁻⁴), whereas k_n is null in Tabula Sapiens (ρ = 0.052, P = 0.092) but reverses to strongly positive in the brain (ρ = 0.300, P = 2.1 × 10⁻³³), so ω inherits a negative brain gradient (ρ = −0.134) with no signal after partialling out k_n (ρ = −0.009, P = 0.74). ***, P &lt; 0.001; NS, not significant. (e) Germ-layer test in the brain atlas: microglia (mesoderm) are more divergent from macroglia (median k_f_fixed 0.163, n = 420 region pairs) than macroglia are from each other (0.123, n = 652); Mann–Whitney P = 4.5 × 10⁻¹⁴⁶. (f) Distance-0 anchors in the brain atlas: median k_f_fixed for same-cell-type cross-region pairs per cell type (n = 31,764 pairs; range 0.006–0.033), all far below the closest cross-lineage pair (OPC–COP, red dashed line at 0.063).</w:t>
       </w:r>
     </w:p>
     <w:sectPr>

--- a/CKI_Submission_NC/CKI_Supplementary_NC.docx
+++ b/CKI_Submission_NC/CKI_Supplementary_NC.docx
@@ -2659,7 +2659,7 @@
           <w:color w:val="000000"/>
           <w:sz w:val="22"/>
         </w:rPr>
-        <w:t>This note states precisely what ω estimates, under which conditions, and with what error, connecting the operational algorithm (Methods) to the interpretation used in the main text. We adopt a generative factor model for the log-expression of a population, log x = σ + β + φ, where σ is a global scale (sequencing depth, capture efficiency), β a background factor (technical variation plus neutral drift), and φ a functional factor that vanishes on genes whose regulation does not change. All statements are scoped to this model class and to the brain-order normalization p = softmax(log1p(c)); no claim is made outside them. Raw diagnostics: results/theory_diagnostics.csv (script notebooks/85_theory_diagnostics.py; Supplementary Fig. 2).</w:t>
+        <w:t>This note states precisely what ω estimates, under which conditions, and with what error, connecting the operational algorithm (Methods) to the interpretation used in the main text. We adopt a generative factor model for the log-expression of a population, log x = σ + β + φ, where σ is a global scale (sequencing depth, capture efficiency), β a background factor (technical variation plus neutral drift), and φ a functional factor that vanishes on genes whose regulation does not change. Because β and φ enter the observed vector only through their sum, separating them requires an explicit exclusion restriction; the identification argument is given after Proposition 3 below. All statements are scoped to this model class and to the brain-order normalization p = softmax(log1p(c)); no claim is made outside them. Raw diagnostics: results/theory_diagnostics.csv (script notebooks/85_theory_diagnostics.py; Supplementary Fig. 2).</w:t>
       </w:r>
     </w:p>
     <w:p>
@@ -2670,7 +2670,7 @@
           <w:color w:val="000000"/>
           <w:sz w:val="22"/>
         </w:rPr>
-        <w:t>Lemma 1 (exact cancellation of global scale). Under log-softmax normalization, multiplying all counts of a population by any positive constant leaves its probability vector unchanged: the additive log-space shift cancels between numerator and denominator, so σ contributes exactly nothing to k_n, k_f, or ω. The implemented log1p transform deviates from a pure logarithm by terms of order 1/x per gene, negligible at pseudobulk count scales; depth differences are removed by construction, not by approximation (consistent with the twofold-depth robustness scenario of Supplementary Note 1).</w:t>
+        <w:t>Lemma 1 (exact cancellation of global scale). Under log-softmax normalization, multiplying all counts of a population by any positive constant leaves its probability vector unchanged: the additive log-space shift cancels between numerator and denominator, so σ contributes exactly nothing to k_n, k_f, or ω. The implemented log1p transform deviates from a pure logarithm: log1p(cx) − log1p(x) = log c + (1/(cx) − 1/x) + O(1/x²), so rescaling leaks a gene-dependent field (1/c − 1)/x rather than an exact constant. The leak is explicitly bounded: for c ∈ [1/2, 2] its p-weighted energy is at most ((1 − c)/c)² Var_p(1/x), which is ≤ 10⁻⁴ ((1 − c)/c)² at pseudobulk count scales (detected genes have x ≥ 10²); depth differences are therefore removed up to a quantified O(1/x) leak, not merely asserted away (consistent with the twofold-depth scenario of Supplementary Note 1: c = 2, bound ≤ Var_p(1/x)/4).</w:t>
       </w:r>
     </w:p>
     <w:p>
@@ -2681,6 +2681,17 @@
           <w:color w:val="000000"/>
           <w:sz w:val="22"/>
         </w:rPr>
+        <w:t>Lemma 1b (from log-factors to probability displacements). For q = softmax(log x + g) relative to p = softmax(log x), a first-order expansion of the softmax gives δ_i = q_i − p_i = p_i(g_i − ḡ) + O(p_i||g||²), with ḡ = Σ_j p_j g_j the p-weighted mean; in particular Σ_i δ_i = 0 to first order, and the natural energy of a log-factor g on the simplex is the p-weighted variance Var_p(g) = Σ_i p_i (g_i − ḡ)², since Σ_i δ_i²/p_i = Var_p(g) + O(||g||³). We therefore define energies on a panel as E_b = Var_p(β) and E_f = Var_p(φ), and for the summed displacement β + φ the quadratic form decomposes as Σ_i δ_i²/p_i = E_b + E_f + 2C_bf + O(||β + φ||³), where C_bf = Cov_p(β, φ) = Σ_i p_i (β_i − β̄)(φ_i − φ̄) is the cross term. This decomposition, not the unweighted Σg_i²/p_i, is the correct probability-scale reading of the log-space factor model.</w:t>
+      </w:r>
+    </w:p>
+    <w:p>
+      <w:r>
+        <w:rPr>
+          <w:rFonts w:ascii="Arial" w:hAnsi="Arial"/>
+          <w:b w:val="0"/>
+          <w:color w:val="000000"/>
+          <w:sz w:val="22"/>
+        </w:rPr>
         <w:t>Lemma 2 (second-order expansion of JS with explicit remainder). For probability vectors p and q = p + δ on a panel, coordinate-separability of the Shannon entropy gives, by a third-order Taylor expansion of JS(p, q) = H((p + q)/2) − (H(p) + H(q))/2 (base-2): JS(p, q) = (1/(8 ln 2)) Σ_i δ_i²/p_i + R, with exact Lagrange remainder |R| ≤ (5/(48 ln 2)) Σ_i |δ_i|³/(p_i − |δ_i|)_+². The linear term vanishes pointwise, so no Σδ = 0 assumption is needed. Diagnostic (2,937 real pairs): the median relative error |JS − Q|/JS of the quadratic form Q was 0.23% on the HK panel under split-half nulls (brain and Tabula Sapiens) and 2.5–4.0% on observed cross-region/cross-organ pairs (90th percentile ≤ 9.7%); on the pair-specific top-200 panel the error was 1.1–2.1% under nulls but 10–18% on observed pairs (90th percentile up to 103% in brain), where per-gene relative displacements exceed 1. The expansion is therefore quantitative at the k_n scale and approximate at the k_f scale; statements below inherit this scoping (condition C1).</w:t>
       </w:r>
     </w:p>
@@ -2692,7 +2703,7 @@
           <w:color w:val="000000"/>
           <w:sz w:val="22"/>
         </w:rPr>
-        <w:t>Conditions. C1 (quadratic regime): per-gene relative displacement |δ_i|/p_i is small, so |R| is negligible against Q—verified above for k_n, approximate for k_f. C2 (stable selection inflation): the pair-specific top-200 selection inflates the per-gene background energy e_i = δ_i²/p_i by a roughly pair-independent factor α: on split-half null pairs the ratio of mean per-gene energy (top-200 versus HK panel) had median 14 (brain; 10–90% 10.3–22.1) and 8.5 (Tabula Sapiens; 7.0–14.5)—an order-statistic (winner’s-curse) effect of selecting the largest |difference| genes, of the same order as the empirical split-half baselines 6.67–9.73 (Supplementary Note 3). The residual gap (median 14 in brain versus the 9.73 brain baseline, which sits near the 10th percentile of the α distribution) is directionally expected: α is a per-gene energy ratio, whereas the baseline additionally folds in panel-size and composition differences between the 200-gene and ~1,130-gene sets and the k_f-scale expansion error diagnosed above, so the calibration constant admits a theoretical reading only up to these factors. C3 (stable functional panel): the pair-specific panel is not noise-driven beyond C2; quantified by the leave-pair-out ablation (Supplementary Note 9). C4 (adequate count depth): multinomial sampling contributes (d − 1)/(4N ln 2) to JS, below the background energy at the pseudobulk depths used here (Supplementary Note 16; notebooks/84).</w:t>
+        <w:t>Conditions. C1 (quadratic regime): per-gene relative displacement |δ_i|/p_i is small, so |R| is negligible against Q—verified above for k_n, approximate for k_f. C2 (stable selection inflation): α is a panel conversion factor for background energy, α = E_b(top-200)/E_b(HK)—the factor by which pair-specific top-200 selection inflates total background displacement energy relative to the HK panel; it multiplies E_b only, because selection operates on background magnitudes. Estimated on split-half null pairs (where E_f = 0 by construction) as the ratio of mean per-gene background energy (top-200 versus HK panel), α had median 14 (brain; 10–90% 10.3–22.1) and 8.5 (Tabula Sapiens; 7.0–14.5)—an order-statistic (winner’s-curse) effect of selecting the largest |difference| genes, of the same order as the empirical split-half baselines 6.67–9.73 (Supplementary Note 3). The residual gap (median 14 in brain versus the 9.73 brain baseline, which sits near the 10th percentile of the α distribution) is directionally expected: α is a per-gene energy ratio, whereas the baseline additionally folds in panel-size and composition differences between the 200-gene and ~1,130-gene sets and the k_f-scale expansion error diagnosed above, so the calibration constant admits a theoretical reading only up to these factors. C3 (stable functional panel): the pair-specific panel is not noise-driven beyond C2; quantified by the leave-pair-out ablation (Supplementary Note 9). C4 (adequate count depth): multinomial sampling contributes (d − 1)/(4N ln 2) to JS, below the background energy at the pseudobulk depths used here (Supplementary Note 16; notebooks/84). C5 (uncorrelated factors): the background and functional factors are uncorrelated under the p-weighted measure, C_bf = Cov_p(β, φ) = 0, so the cross term of Lemma 1b vanishes. Unlike C1–C4 this is an exclusion-style modeling assumption—the two factors are not separately observable on real pairs—so every statement below that invokes C5 is stated together with its worst-case relaxation: by Cauchy–Schwarz |2C_bf| ≤ 2√(E_b E_f), hence if C5 fails ω is biased by at most 2C_bf/E_b, bounded by 2√(E_f/E_b), which is small exactly when the functional signal dominates the background.</w:t>
       </w:r>
     </w:p>
     <w:p>
@@ -2703,7 +2714,7 @@
           <w:color w:val="000000"/>
           <w:sz w:val="22"/>
         </w:rPr>
-        <w:t>Proposition 3 (estimand). Under C1–C4 and the generative model, k_n ≈ (1/(8 ln 2)) E_b and k_f ≈ (1/(8 ln 2)) (E_f + αE_b), where E_b = Σ_i β_i²/p_i is the background displacement energy and E_f = Σ_i φ_i²/p_i the functional displacement energy on the panel. Hence ω = α + E_f/E_b + ε, with |ε| bounded by the Lemma-2 remainders, the C4 sampling term, and the pair-to-pair spread of α (C2)—the dominant term, which is exactly why absolute ω is dataset-relative. In words: ω measures the ratio of functional to background displacement energy on the probability simplex, shifted by the selection constant α that the split-half baseline estimates; the calibrated statistic satisfies ω_cal − 1 ≈ E_f/(αE_b). Within the model class this is the quantity ω corresponds to—an approximation conditional on the post-selection panel (the pair-specific top-200 set is itself data-selected, so E_f and α are defined relative to that selection rather than to a fixed gene set) and quantitative only at the k_n scale under C1.</w:t>
+        <w:t>Proposition 3 (estimand). Under C1–C4 and the generative model, k_n ≈ (1/(8 ln 2)) E_b on the HK panel, while on the pair-specific panel k_f ≈ (1/(8 ln 2)) (E_f + 2C_bf + αE_b), with E_b, E_f, and C_bf as defined in Lemma 1b (the p-weighted (co)variances of the log-factors, not the unweighted Σg_i²/p_i). The cross term 2C_bf is intrinsic to the quadratic form of the summed displacement β + φ and cannot be dropped without a condition. Under C5 it vanishes and ω = α + E_f/E_b + ε, with |ε| bounded by the Lemma-2 remainders, the C4 sampling term, and the pair-to-pair spread of α (C2)—the dominant term, which is exactly why absolute ω is dataset-relative. Without C5 the estimand is ω = α + (E_f + 2C_bf)/E_b + ε: functional and background energy no longer separate, and ω picks up 2C_bf/E_b, bounded in magnitude by 2√(E_f/E_b) (Cauchy–Schwarz). In words: ω measures the ratio of functional to background displacement energy on the probability simplex—up to the cross term, which C5 excludes and the bound quantifies—shifted by the selection constant α that the split-half baseline estimates; the calibrated statistic satisfies ω_cal − 1 ≈ E_f/(αE_b) under C5. Within the model class this is the quantity ω corresponds to—an approximation conditional on the post-selection panel (the pair-specific top-200 set is itself data-selected, so E_f and α are defined relative to that selection rather than to a fixed gene set) and quantitative only at the k_n scale under C1.</w:t>
       </w:r>
     </w:p>
     <w:p>
@@ -2714,7 +2725,7 @@
           <w:color w:val="000000"/>
           <w:sz w:val="22"/>
         </w:rPr>
-        <w:t>Proposition 4 (local monotonicity, global saturation). Wherever C1 holds, strengthening the functional factor (φ → λφ, λ &gt; 1) with background fixed scales E_f → λ²E_f and leaves E_b unchanged, so ∂ω/∂E_f = 1/E_b &gt; 0: ω increases strictly with functional change, independently of α. Globally this cannot persist—JS is bounded by 1 bit—so the mapping is local. Ground-truth check (factorial grid of Supplementary Note 1): at zero background drift ω rose monotonically with the injected shift δ (Spearman ρ = 0.688, P = 5.1 × 10⁻¹⁶²; grid means 10.2 → 27.2 over δ = 0–2, baseline offset ≈ α as predicted) while k_n stayed flat (ρ = 0.004); under pure HK-anchored drift (δ = 0) ω declined (ρ = −0.821, driven by the k_n denominator, ρ = +0.888)—background drift moves ω downward, never upward, matching the drift-rejection specificity of Supplementary Notes 1 and 6.</w:t>
+        <w:t>Identification (how β and φ are separated). The observed displacement identifies only the sum β + φ; writing down the factor model log x = σ + β + φ does not by itself determine the two factors. Separation requires one exclusion restriction and three measurements. A1 (exclusion restriction): the functional factor vanishes on housekeeping genes, φ = 0 on the HK panel—HK genes are pre-specified for stable expression across conditions (Methods), so condition-driven regulatory change is excluded from that panel by construction. Under A1: (i) k_n on the HK panel identifies E_b (Proposition 3); (ii) split-half null pairs, on which E_f = 0 by construction, identify α = E_b(top-200)/E_b(HK) (C2); (iii) on an observed pair, k_f identifies E_f + 2C_bf + αE_b, and subtracting αk_n identifies E_f + 2C_bf—equal to E_f under C5. Three unknowns (E_b, α, E_f) meet three measurements in a linear system with a unique solution, so the decomposition is identified, not merely defined. The two restrictions play different roles: without A1 no calibration can separate E_f from αE_b using (k_f, k_n) alone; without C5 the identified functional quantity is E_f + 2C_bf, with the Cauchy–Schwarz bound above. The post-selection caveat of Proposition 3 applies throughout: E_f and α are defined relative to the data-selected panel.</w:t>
       </w:r>
     </w:p>
     <w:p>
@@ -2725,6 +2736,17 @@
           <w:color w:val="000000"/>
           <w:sz w:val="22"/>
         </w:rPr>
+        <w:t>Proposition 4 (conditional monotonicity; local strict increase; global saturation). Three statements that are easily conflated must be separated. (a) Approximate layer: in the quadratic form, strengthening the functional factor (φ → λφ, λ &gt; 1) with background fixed gives ω(λ) = α + (λ²E_f + 2λC_bf)/E_b, so ∂ω/∂λ = 2(λE_f + C_bf)/E_b. Under C5 this is strictly positive for all λ &gt; 0: the approximate estimand increases strictly with functional change. Without C5 the same conclusion holds if and only if λE_f + C_bf &gt; 0; by Cauchy–Schwarz it is guaranteed once λ²E_f &gt; E_b (functional energy exceeds background energy) and can fail for weak functional signals under adversarial negative covariance—“stronger functional change implies larger ω” is a conditional statement, not a universal one: the cross term scales as λ, not λ², so no α-independent monotonicity exists outside C5. (b) Raw-JS layer: JS(p, q(λ)) is smooth in λ, and by Lemma 2 its derivative equals that of the quadratic form plus a remainder derivative of order O(Σ_i (|δ_i|/p_i)² |dδ_i/dλ|), small wherever C1 holds; the sign of ∂ω/∂λ is therefore inherited by the raw ratio in a neighborhood of the observed λ (local strict monotonicity under the same condition), not asserted globally from the expansion alone. (c) Global layer: JS is bounded by 1 bit, so no global monotonicity can hold; claims are restricted to the operating regime diagnosed in Lemma 2 and confirmed on ground truth. Ground-truth check (factorial grid of Supplementary Note 1): at zero background drift ω rose monotonically with the injected shift δ (Spearman ρ = 0.688, P = 5.1 × 10⁻¹⁶²; grid means 10.2 → 27.2 over δ = 0–2, baseline offset ≈ α as predicted) while k_n stayed flat (ρ = 0.004); under pure HK-anchored drift (δ = 0) ω declined (ρ = −0.821, driven by the k_n denominator, ρ = +0.888)—background drift moves ω downward, never upward, matching the drift-rejection specificity of Supplementary Notes 1 and 6.</w:t>
+      </w:r>
+    </w:p>
+    <w:p>
+      <w:r>
+        <w:rPr>
+          <w:rFonts w:ascii="Arial" w:hAnsi="Arial"/>
+          <w:b w:val="0"/>
+          <w:color w:val="000000"/>
+          <w:sz w:val="22"/>
+        </w:rPr>
         <w:t>Proposition 5 (calibration bias, delta method). The ratio estimator inherits second-order bias E[ω] ≈ (μ_f/μ_n)(1 + CV_n² − ρ CV_f CV_n). From the split-half products (Supplementary Note 3): CV_n = 0.056 (brain) / 0.091 (mouse), CV_f = 0.096 / 0.240, ρ(k_f, k_n) = 0.92 / 0.73, giving relative bias −0.18% (brain) and −0.76% (mouse)—negligible against reported effects, and dominated by the between-population spread of the calibration denominator that the joint bootstrap propagates (Supplementary Note 3). These class-level predictions reconcile with the pooled empirical estimate of Supplementary Note 4 (median +0.2% across groups, pooled −1.8%): the pooled figure aggregates all 1,450 replicates including the smallest-denominator groups (bias up to +6.5%), whereas the delta-method inputs above are class-level means; the two aggregations bracket the same small effect.</w:t>
       </w:r>
     </w:p>
@@ -2736,7 +2758,7 @@
           <w:color w:val="000000"/>
           <w:sz w:val="22"/>
         </w:rPr>
-        <w:t>What the HK denominator adds beyond k_f with a correct null. (i) Identifiability: k_f alone estimates the sum E_f + αE_b; functional and background energy cannot be separated from k_f by any calibration that does not measure E_b independently—the HK panel supplies that measurement, making E_f/E_b identifiable. (ii) Studentization: a valid per-pair null for k_f must condition on the pair’s own background magnitude, which is unobservable; dividing by k_n yields a statistic whose null is approximately ancillary to it—the same logic by which dividing by the sample standard deviation turns a mean difference into a t-statistic. Empirically, the cross-class dispersion of the split-half null collapses under studentization: across the 10 brain classes the coefficient of variation of the class-level null median falls from 1.21 (k_f) to 0.148 (ω), and the max/min ratio from 195 to 1.63; across mouse tissue-cell-type populations from 0.436 to 0.251 (max/min 3.87 to 2.06)—the ω null is up to eightfold more portable across classes, which is what licenses a single global calibration. (iii) Measured error rates: the measurable gain of the denominator is against anchor-free global metrics—under injected compositional drift, raw JS and cosine false-positive rates reach 0.55–1.00 versus 0.000–0.067 for ω (Supplementary Notes 1, 6)—whereas k_f-only is itself specific under the same drift (0.007–0.020), so false-positive rates alone do not separate ω from a k_f-only analysis; under a composition-preserving gene-identity swap, ω and all comparators fire at 1.00 (Supplementary Note 6, N2). The error-rate argument thus supports the ratio structure against anchor-free baselines, and the TCGA reversal is a k_n phenomenon invisible to any k_f-only analysis (Supplementary Note 10).</w:t>
+        <w:t>What the HK denominator adds beyond k_f with a correct null. (i) Identifiability: this is the three-measurement argument above in operational form—k_f alone estimates the sum E_f + 2C_bf + αE_b; functional and background energy cannot be separated from k_f by any calibration that does not measure E_b independently—the HK panel supplies that measurement (A1), making E_f/E_b identifiable under C5 (and E_f + 2C_bf identifiable without it). (ii) Studentization: a valid per-pair null for k_f must condition on the pair’s own background magnitude, which is unobservable; dividing by k_n yields a statistic whose null is approximately ancillary to it—the same logic by which dividing by the sample standard deviation turns a mean difference into a t-statistic. Empirically, the cross-class dispersion of the split-half null collapses under studentization: across the 10 brain classes the coefficient of variation of the class-level null median falls from 1.21 (k_f) to 0.148 (ω), and the max/min ratio from 195 to 1.63; across mouse tissue-cell-type populations from 0.436 to 0.251 (max/min 3.87 to 2.06)—the ω null is up to eightfold more portable across classes, which is what licenses a single global calibration. (iii) Measured error rates: the measurable gain of the denominator is against anchor-free global metrics—under injected compositional drift, raw JS and cosine false-positive rates reach 0.55–1.00 versus 0.000–0.067 for ω (Supplementary Notes 1, 6)—whereas k_f-only is itself specific under the same drift (0.007–0.020), so false-positive rates alone do not separate ω from a k_f-only analysis; under a composition-preserving gene-identity swap, ω and all comparators fire at 1.00 (Supplementary Note 6, N2). The error-rate argument thus supports the ratio structure against anchor-free baselines, and the TCGA reversal is a k_n phenomenon invisible to any k_f-only analysis (Supplementary Note 10).</w:t>
       </w:r>
     </w:p>
     <w:p>
@@ -2747,7 +2769,7 @@
           <w:color w:val="000000"/>
           <w:sz w:val="22"/>
         </w:rPr>
-        <w:t>Scope. Lemma 1 is exact for the stated normalization; Lemma 2 is exact mathematics with an explicit remainder; Propositions 3–5 are model-relative and conditional on C1–C4, each checked on real data above or in the referenced notes. Where a condition holds only approximately (C1 at the k_f scale; C2 as a stable-but-variable α), the corresponding statements are approximations, and the main-text claims relying on them are phrased accordingly.</w:t>
+        <w:t>Scope. Lemma 1 is exact for the stated normalization; Lemma 2 is exact mathematics with an explicit remainder; Propositions 3–5 are model-relative and conditional on C1–C5, each checked on real data above or in the referenced notes. Where a condition holds only approximately (C1 at the k_f scale; C2 as a stable-but-variable α), the corresponding statements are approximations, and the main-text claims relying on them are phrased accordingly. C5 differs in kind: it is an exclusion-style assumption, not an approximation, and is not separately verifiable on observed pairs; statements invoking it (Propositions 3–4) therefore carry the explicit Cauchy–Schwarz worst-case bias 2√(E_f/E_b), and the main-text monotonicity claim is phrased as conditional accordingly.</w:t>
       </w:r>
     </w:p>
     <w:p>
@@ -3354,7 +3376,7 @@
           <w:color w:val="000000"/>
           <w:sz w:val="22"/>
         </w:rPr>
-        <w:t>Supplementary Fig. 2. Theory diagnostics for the scoped framework (Supplementary Note 20; notebooks/85_theory_diagnostics.py; results/theory_diagnostics.csv). (a) Second-order expansion error |JS − Q| / JS (log scale) for the HK panel (steel; k_n scale) and the pair-specific top-200 panel (purple; k_f scale) across 2,937 real pairs: brain cross-region observed (n = 1,500), brain within-region split-half nulls (n = 900), Tabula Sapiens cross-organ observed (n = 37) and split-half nulls (n = 500); boxes = IQR, whiskers = 1.5 × IQR, outliers suppressed. The expansion is quantitative at the k_n scale (median error 0.23% under nulls, 2.5–4.0% observed) and approximate at the k_f scale (10–18% observed). (b) Background-energy exchangeability under split-half nulls: distribution of the per-gene mean-energy ratio (top-200 versus HK panel), median 14 (brain) and 8.5 (Tabula Sapiens)—the order-statistic selection inflation α estimated by the split-half baseline (6.67–9.73). (c) Ground-truth estimand: mean ω − 1 (log scale) versus the injected functional shift δ at each background-drift level η (factorial grid, ε = 0; Supplementary Note 1); ω − 1 rises monotonically with δ from the selection-inflated baseline offset and collapses toward 0 under strong HK-anchored drift. (d) Null ancillarity: cross-class coefficient of variation of the split-half null median for k_f, k_n and ω (10 brain classes; 38 mouse tissue–cell-type populations)—studentization by the HK denominator contracts the null dispersion up to eightfold (brain CV 1.21 → 0.148).</w:t>
+        <w:t>Supplementary Fig. 2. Theory diagnostics for the scoped framework (Supplementary Note 20; notebooks/85_theory_diagnostics.py; results/theory_diagnostics.csv). (a) Second-order expansion error |JS − Q| / JS (log scale) for the HK panel (steel; k_n scale) and the pair-specific top-200 panel (purple; k_f scale) across 2,937 real pairs: brain cross-region observed (n = 1,500), brain within-region split-half nulls (n = 900), Tabula Sapiens cross-organ observed (n = 37) and split-half nulls (n = 500); boxes = IQR, whiskers = 1.5 × IQR, outliers suppressed. The expansion is quantitative at the k_n scale (median error 0.23% under nulls, 2.5–4.0% observed) and approximate at the k_f scale (10–18% observed). (b) Background-energy exchangeability under split-half nulls: distribution of the per-gene mean-energy ratio (top-200 versus HK panel), median 14 (brain) and 8.5 (Tabula Sapiens)—the order-statistic selection inflation α estimated by the split-half baseline (6.67–9.73). (c) Ground-truth estimand: mean ω − 1 (log scale) versus the injected functional shift δ at each background-drift level η (factorial grid, ε = 0, background and functional shifts injected independently so that C_bf = 0 by construction; Supplementary Note 1); ω − 1 rises monotonically with δ from the selection-inflated baseline offset and collapses toward 0 under strong HK-anchored drift. (d) Null ancillarity: cross-class coefficient of variation of the split-half null median for k_f, k_n and ω (10 brain classes; 38 mouse tissue–cell-type populations)—studentization by the HK denominator contracts the null dispersion up to eightfold (brain CV 1.21 → 0.148).</w:t>
       </w:r>
     </w:p>
     <w:p>

--- a/CKI_Submission_NC/CKI_Supplementary_NC.docx
+++ b/CKI_Submission_NC/CKI_Supplementary_NC.docx
@@ -355,7 +355,7 @@
           <w:color w:val="000000"/>
           <w:sz w:val="22"/>
         </w:rPr>
-        <w:t>Supplementary Note 19: Program-Level Diffuseness and a Disease-Anchor Positive Control</w:t>
+        <w:t>Supplementary Note 19: Program-Level Diffuseness and a Sub-Threshold Disease Anchor</w:t>
       </w:r>
     </w:p>
     <w:p>
@@ -531,7 +531,7 @@
           <w:color w:val="000000"/>
           <w:sz w:val="22"/>
         </w:rPr>
-        <w:t>Supplementary Table 14: SEA-AD Disease-Anchor Positive Control</w:t>
+        <w:t>Supplementary Table 14: SEA-AD Disease-Anchor Check</w:t>
       </w:r>
     </w:p>
     <w:p>
@@ -1641,6 +1641,17 @@
           <w:color w:val="000000"/>
           <w:sz w:val="22"/>
         </w:rPr>
+        <w:t>TP53 co-mutation, proliferation, and fixed-panel sensitivity (notebooks/nc75_tcga_kras_incremental.py). TP53 mutation status for the 493 LUAD tumors was retrieved from cBioPortal (luad_tcga_pan_can_atlas_2018; 220 of 493 mutant; frequency 0.31 in KRAS versus 0.56 wild-type, 0.58 EGFR). Adding a TP53 indicator to the smoking-plus-admixture model left the KRAS contrasts essentially unchanged (whole-tumor permutation, B = 10,000, seed 42: KRAS − WT Δω +12.9, P = 2 × 10⁻⁴; KRAS − EGFR +18.0, P = 7 × 10⁻⁴; Δk_f P = 0.008). A proliferation index (mean of MKI67, TOP2A, PCNA on the log scale) was uncorrelated with per-tumor ω (Spearman ρ = 0.033, P = 0.49), and its inclusion likewise left the contrast unchanged (KRAS − WT P = 2 × 10⁻⁴). Panel sensitivity: recomputing all 2,000 authoritative LUAD TT pairs with a pre-specified fixed functional panel (top-200 non-HK genes by across-tumor variance, fixed across pairs and within permutations; k_n unchanged) attenuated the KRAS − WT contrast to marginal significance (Δω_fixed +2.6, P = 0.089; P = 0.039 with proliferation adjustment) while KRAS − EGFR persisted (+6.1, P = 0.005); group means were 51.4 (WT), 48.4 (EGFR), 53.9 (KRAS) under the fixed panel versus 123.5, 121.0, 137.2 under the circular scheme. The KRAS elevation thus reflects genuine driver-associated divergence, but its wild-type limb is amplified by the per-pair circular panel; histological-subtype (TRU/PP/PI) classifications were unavailable for adjustment.</w:t>
+      </w:r>
+    </w:p>
+    <w:p>
+      <w:r>
+        <w:rPr>
+          <w:rFonts w:ascii="Arial" w:hAnsi="Arial"/>
+          <w:b w:val="0"/>
+          <w:color w:val="000000"/>
+          <w:sz w:val="22"/>
+        </w:rPr>
         <w:t>Panel semantics and composition correction for k_f. Enrichment of the LUAD KRAS tumor-tumor identity panels (all 7,260 KRAS-KRAS pairs, top-200 genes per pair; core panel by the documented frequency fallback) against the 50 MSigDB Hallmark programs found no program surviving multiple-testing correction (top: Estrogen Response Late, q = 0.24; recurrent panel members are dominated by individually variable, sex-linked and secreted markers), indicating that bulk k_f measures broad tissue-state divergence rather than a single tumor-intrinsic program; pair-level regressions of log k_f on pair type with ESTIMATE admixture covariates retained the TT ≥ NN k_f ordering in all five cancer types (adjusted log gaps +0.21 to +0.82, all P ≤ 8.2 × 10⁻⁸⁰), so the k_f group differences are not explained by stromal/immune admixture. Script: notebooks/nc49_tcga_kf_composition.py; output: results/nc49_tcga_kf_composition.csv.</w:t>
       </w:r>
     </w:p>
@@ -2605,6 +2616,17 @@
           <w:color w:val="000000"/>
           <w:sz w:val="22"/>
         </w:rPr>
+        <w:t>Decomposing ω = k_f / k_n against the same null shows the elevation is numerator-led and is not an artefact of anchor collapse: regional structure raises k_f and k_n jointly, but k_f more. For MGE interneurons, mean log k_f is −3.2 observed versus −4.29 under the null (3.0-fold in k_f) while mean log k_n is −7.32 versus −8.15 (2.3-fold in k_n; median fold-changes 3.2 versus 2.5); upper-layer intratelencephalic neurons behave similarly (2.8-fold versus 2.4-fold; medians 2.9 versus 2.6). In thalamic excitatory neurons the two components rise in near-lockstep (1.7-fold versus 1.6-fold), consistent with its non-rejection. A donor-stratified null (region labels permuted within each of the 4 donors; B = 1,000) leaves the conclusions unchanged (MGE P = 0.001, SES = 7.1; upper-layer IT P = 0.012, SES = 2.3; thalamic P = 0.160, SES = 1.0), and leave-one-donor-out medians remain elevated for MGE (47.4–64.2) and upper-layer IT (41.3–58.6). The thalamic test is the least powered (20 regions, 84 libraries; null SD 4.4 versus 2.3 for MGE) and its estimate is the most donor-sensitive (leave-one-out medians 25.4–76.4), so its non-rejection is read as underpowered rather than negative. Raw data: results/nc75_brain_neuron_decomposition.csv.</w:t>
+      </w:r>
+    </w:p>
+    <w:p>
+      <w:r>
+        <w:rPr>
+          <w:rFonts w:ascii="Arial" w:hAnsi="Arial"/>
+          <w:b w:val="0"/>
+          <w:color w:val="000000"/>
+          <w:sz w:val="22"/>
+        </w:rPr>
         <w:t>The cross-class contrast is decisive at the pair level. Neuronal pairs (n = 2,995; median ω 62.17) exceed the full non-neuronal landscape (n = 31,764; median 28.68; 24.50 excluding astrocytes): one-sided Mann–Whitney z = 52.6, P ≈ 10⁻⁶⁰² (normal approximation), rank-biserial 0.58, P(neuronal &gt; non-neuronal) = 0.79, and every superclass is individually significant (weakest, thalamic excitatory: P = 8.5 × 10⁻³⁷). Astrocytes are the sole non-neuronal exception (median 73.37, above the neuronal median; P = 0.41 for neuronal &gt; astrocytic) and themselves exceed the remaining nine non-neuronal classes (z = 94.1, P ≈ 10⁻¹⁹²⁶), consistent with their known regional specialization (Results). At the subcluster tier the same pipeline yields 48,450 pairs (median ω 21.22) dominated by region-restricted subclusters with few pairs, so superclass-level values are the appropriate tier for cross-class comparison. The non-neuronal screen therefore understates atlas-wide regional divergence: neuronal superclasses—like astrocytes—carry substantially higher cross-region divergence than the remaining non-neuronal classes. (Fig. 5e, f; Supplementary Fig. 7; Supplementary Table 11.)</w:t>
       </w:r>
     </w:p>
@@ -2618,7 +2640,7 @@
         <w:pStyle w:val="Heading2"/>
       </w:pPr>
       <w:r>
-        <w:t>Supplementary Note 19: Program-Level Diffuseness and a Disease-Anchor Positive Control</w:t>
+        <w:t>Supplementary Note 19: Program-Level Diffuseness and a Sub-Threshold Disease Anchor</w:t>
       </w:r>
     </w:p>
     <w:p>
@@ -2681,7 +2703,7 @@
           <w:color w:val="000000"/>
           <w:sz w:val="22"/>
         </w:rPr>
-        <w:t>Lemma 1b (from log-factors to probability displacements). For q = softmax(log x + g) relative to p = softmax(log x), a first-order expansion of the softmax gives δ_i = q_i − p_i = p_i(g_i − ḡ) + O(p_i||g||²), with ḡ = Σ_j p_j g_j the p-weighted mean; in particular Σ_i δ_i = 0 to first order, and the natural energy of a log-factor g on the simplex is the p-weighted variance Var_p(g) = Σ_i p_i (g_i − ḡ)², since Σ_i δ_i²/p_i = Var_p(g) + O(||g||³). We therefore define energies on a panel as E_b = Var_p(β) and E_f = Var_p(φ), and for the summed displacement β + φ the quadratic form decomposes as Σ_i δ_i²/p_i = E_b + E_f + 2C_bf + O(||β + φ||³), where C_bf = Cov_p(β, φ) = Σ_i p_i (β_i − β̄)(φ_i − φ̄) is the cross term. This decomposition, not the unweighted Σg_i²/p_i, is the correct probability-scale reading of the log-space factor model.</w:t>
+        <w:t>Lemma 1b (from log-factors to probability displacements). For q = softmax(log x + g) relative to p = softmax(log x), a first-order expansion of the softmax gives δ_i = q_i − p_i = p_i(g_i − ḡ) + O(p_i||g||²), with ḡ = Σ_j p_j g_j the p-weighted mean and ||g||² = Σ_i p_i g_i² the p-weighted L2 norm (all norms below); Σ_i δ_i = 0 exactly, since q is itself a probability vector. The natural energy of a log-factor g on the simplex is the p-weighted variance Var_p(g) = Σ_i p_i (g_i − ḡ)², since Σ_i δ_i²/p_i = Var_p(g) + O(||g||³). We therefore define energies on a panel as E_b = Var_p(β) and E_f = Var_p(φ), and for the summed displacement β + φ the quadratic form decomposes as Σ_i δ_i²/p_i = E_b + E_f + 2C_bf + O(||β + φ||³), where C_bf = Cov_p(β, φ) = Σ_i p_i (β_i − β̄)(φ_i − φ̄) is the cross term. This decomposition, not the unweighted Σg_i²/p_i, is the correct probability-scale reading of the log-space factor model. Throughout, E_b is evaluated on the HK panel and E_f, C_bf on the pair-specific top-200 panel (on the respective panels).</w:t>
       </w:r>
     </w:p>
     <w:p>
@@ -2703,7 +2725,7 @@
           <w:color w:val="000000"/>
           <w:sz w:val="22"/>
         </w:rPr>
-        <w:t>Conditions. C1 (quadratic regime): per-gene relative displacement |δ_i|/p_i is small, so |R| is negligible against Q—verified above for k_n, approximate for k_f. C2 (stable selection inflation): α is a panel conversion factor for background energy, α = E_b(top-200)/E_b(HK)—the factor by which pair-specific top-200 selection inflates total background displacement energy relative to the HK panel; it multiplies E_b only, because selection operates on background magnitudes. Estimated on split-half null pairs (where E_f = 0 by construction) as the ratio of mean per-gene background energy (top-200 versus HK panel), α had median 14 (brain; 10–90% 10.3–22.1) and 8.5 (Tabula Sapiens; 7.0–14.5)—an order-statistic (winner’s-curse) effect of selecting the largest |difference| genes, of the same order as the empirical split-half baselines 6.67–9.73 (Supplementary Note 3). The residual gap (median 14 in brain versus the 9.73 brain baseline, which sits near the 10th percentile of the α distribution) is directionally expected: α is a per-gene energy ratio, whereas the baseline additionally folds in panel-size and composition differences between the 200-gene and ~1,130-gene sets and the k_f-scale expansion error diagnosed above, so the calibration constant admits a theoretical reading only up to these factors. C3 (stable functional panel): the pair-specific panel is not noise-driven beyond C2; quantified by the leave-pair-out ablation (Supplementary Note 9). C4 (adequate count depth): multinomial sampling contributes (d − 1)/(4N ln 2) to JS, below the background energy at the pseudobulk depths used here (Supplementary Note 16; notebooks/84). C5 (uncorrelated factors): the background and functional factors are uncorrelated under the p-weighted measure, C_bf = Cov_p(β, φ) = 0, so the cross term of Lemma 1b vanishes. Unlike C1–C4 this is an exclusion-style modeling assumption—the two factors are not separately observable on real pairs—so every statement below that invokes C5 is stated together with its worst-case relaxation: by Cauchy–Schwarz |2C_bf| ≤ 2√(E_b E_f), hence if C5 fails ω is biased by at most 2C_bf/E_b, bounded by 2√(E_f/E_b), which is small exactly when the functional signal dominates the background.</w:t>
+        <w:t>Conditions. C1 (quadratic regime): per-gene relative displacement |δ_i|/p_i is small, so |R| is negligible against Q—verified above for k_n, approximate for k_f. C2 (stable selection inflation): α is a panel conversion factor for background energy, α = E_b(top-200)/E_b(HK)—the factor by which pair-specific top-200 selection inflates total background displacement energy relative to the HK panel; it multiplies E_b only, because selection operates on background magnitudes. Estimated on split-half null pairs (where E_f = 0 by construction) as the ratio of mean per-gene background energy (top-200 versus HK panel), α had median 14 (brain; 10–90% 10.3–22.1) and 8.5 (Tabula Sapiens; 7.0–14.5)—an order-statistic (winner’s-curse) effect of selecting the largest |difference| genes, of the same order as the empirical split-half baselines 6.67–9.73 (Supplementary Note 3). The residual gap (median 14 in brain versus the 9.73 brain baseline, which sits near the 10th percentile of the α distribution) is directionally expected: α is a per-gene energy ratio, whereas the baseline additionally folds in panel-size and composition differences between the 200-gene and ~1,130-gene sets and the k_f-scale expansion error diagnosed above, so the calibration constant admits a theoretical reading only up to these factors. Operationally the theoretical α is used only for the qualitative structure of the estimand; absolute calibration always uses the empirical split-half baselines (9.73 brain, 7.70 mouse), so the ≈ 1.4-fold gap between the two readings does not propagate into any reported statistic. C3 (stable functional panel): the pair-specific panel is not noise-driven beyond C2; quantified by the leave-pair-out ablation (Supplementary Note 9). C4 (adequate count depth): multinomial sampling contributes (d − 1)/(4N ln 2) to JS, below the background energy at the pseudobulk depths used here (Supplementary Note 16; notebooks/84). C5 (uncorrelated factors): the background and functional factors are uncorrelated under the p-weighted measure, C_bf = Cov_p(β, φ) = 0, so the cross term of Lemma 1b vanishes. Unlike C1–C4 this is an exclusion-style modeling assumption—the two factors are not separately observable on real pairs—so every statement below that invokes C5 is stated together with its worst-case relaxation: by Cauchy–Schwarz |2C_bf| ≤ 2√(E_b E_f), hence if C5 fails ω is biased by at most 2C_bf/E_b, bounded by 2√(E_f/E_b), which is small exactly when the functional signal dominates the background.</w:t>
       </w:r>
     </w:p>
     <w:p>
@@ -2725,7 +2747,7 @@
           <w:color w:val="000000"/>
           <w:sz w:val="22"/>
         </w:rPr>
-        <w:t>Identification (how β and φ are separated). The observed displacement identifies only the sum β + φ; writing down the factor model log x = σ + β + φ does not by itself determine the two factors. Separation requires one exclusion restriction and three measurements. A1 (exclusion restriction): the functional factor vanishes on housekeeping genes, φ = 0 on the HK panel—HK genes are pre-specified for stable expression across conditions (Methods), so condition-driven regulatory change is excluded from that panel by construction. Under A1: (i) k_n on the HK panel identifies E_b (Proposition 3); (ii) split-half null pairs, on which E_f = 0 by construction, identify α = E_b(top-200)/E_b(HK) (C2); (iii) on an observed pair, k_f identifies E_f + 2C_bf + αE_b, and subtracting αk_n identifies E_f + 2C_bf—equal to E_f under C5. Three unknowns (E_b, α, E_f) meet three measurements in a linear system with a unique solution, so the decomposition is identified, not merely defined. The two restrictions play different roles: without A1 no calibration can separate E_f from αE_b using (k_f, k_n) alone; without C5 the identified functional quantity is E_f + 2C_bf, with the Cauchy–Schwarz bound above. The post-selection caveat of Proposition 3 applies throughout: E_f and α are defined relative to the data-selected panel.</w:t>
+        <w:t>Identification (how β and φ are separated). The observed displacement identifies only the sum β + φ; writing down the factor model log x = σ + β + φ does not by itself determine the two factors. Separation requires one exclusion restriction and three measurements. A1 (exclusion restriction): the functional factor vanishes on housekeeping genes, φ = 0 on the HK panel—HK genes are pre-specified for stable expression across conditions (Methods), so condition-driven regulatory change is excluded from that panel by assumption. A1 is not guaranteed by construction: IFN-β stimulation lowers ACTB and GAPDH by roughly 40% and raises k_n 1.2-5.7-fold (Supplementary Note 8), defining the anchor-visibility boundary of A1; a marked rise in k_n itself is the operative signal that A1 has failed in a given contrast. Under A1: (i) k_n on the HK panel identifies E_b (Proposition 3); (ii) split-half null pairs, on which E_f = 0 by construction, identify α = E_b(top-200)/E_b(HK) (C2); (iii) on an observed pair, k_f identifies E_f + 2C_bf + αE_b, and subtracting αk_n identifies E_f + 2C_bf—equal to E_f under C5. Three unknowns (E_b, α, E_f) meet three measurements in a linear system with a unique solution within the scoped approximation, so the decomposition is identified, not merely defined. The two restrictions play different roles: without A1 no calibration can separate E_f from αE_b using (k_f, k_n) alone; without C5 the identified functional quantity is E_f + 2C_bf, with the Cauchy–Schwarz bound above. The post-selection caveat of Proposition 3 applies throughout: E_f and α are defined relative to the data-selected panel.</w:t>
       </w:r>
     </w:p>
     <w:p>
@@ -2736,7 +2758,7 @@
           <w:color w:val="000000"/>
           <w:sz w:val="22"/>
         </w:rPr>
-        <w:t>Proposition 4 (conditional monotonicity; local strict increase; global saturation). Three statements that are easily conflated must be separated. (a) Approximate layer: in the quadratic form, strengthening the functional factor (φ → λφ, λ &gt; 1) with background fixed gives ω(λ) = α + (λ²E_f + 2λC_bf)/E_b, so ∂ω/∂λ = 2(λE_f + C_bf)/E_b. Under C5 this is strictly positive for all λ &gt; 0: the approximate estimand increases strictly with functional change. Without C5 the same conclusion holds if and only if λE_f + C_bf &gt; 0; by Cauchy–Schwarz it is guaranteed once λ²E_f &gt; E_b (functional energy exceeds background energy) and can fail for weak functional signals under adversarial negative covariance—“stronger functional change implies larger ω” is a conditional statement, not a universal one: the cross term scales as λ, not λ², so no α-independent monotonicity exists outside C5. (b) Raw-JS layer: JS(p, q(λ)) is smooth in λ, and by Lemma 2 its derivative equals that of the quadratic form plus a remainder derivative of order O(Σ_i (|δ_i|/p_i)² |dδ_i/dλ|), small wherever C1 holds; the sign of ∂ω/∂λ is therefore inherited by the raw ratio in a neighborhood of the observed λ (local strict monotonicity under the same condition), not asserted globally from the expansion alone. (c) Global layer: JS is bounded by 1 bit, so no global monotonicity can hold; claims are restricted to the operating regime diagnosed in Lemma 2 and confirmed on ground truth. Ground-truth check (factorial grid of Supplementary Note 1): at zero background drift ω rose monotonically with the injected shift δ (Spearman ρ = 0.688, P = 5.1 × 10⁻¹⁶²; grid means 10.2 → 27.2 over δ = 0–2, baseline offset ≈ α as predicted) while k_n stayed flat (ρ = 0.004); under pure HK-anchored drift (δ = 0) ω declined (ρ = −0.821, driven by the k_n denominator, ρ = +0.888)—background drift moves ω downward, never upward, matching the drift-rejection specificity of Supplementary Notes 1 and 6.</w:t>
+        <w:t>Proposition 4 (conditional monotonicity; local strict increase; global saturation). Three statements that are easily conflated must be separated. (a) Approximate layer: in the quadratic form, strengthening the functional factor (φ → λφ, λ &gt; 1) with background fixed gives ω(λ) = α + (λ²E_f + 2λC_bf)/E_b (with α held fixed; strengthening φ can shift the top-200 panel and hence α, per the post-selection caveat of Proposition 3), so ∂ω/∂λ = 2(λE_f + C_bf)/E_b. Under C5 this is strictly positive for all λ &gt; 0: the approximate estimand increases strictly with functional change. Without C5 the same conclusion holds if and only if λE_f + C_bf &gt; 0; by Cauchy–Schwarz it is guaranteed once λ²E_f &gt; E_b (functional energy exceeds background energy) and can fail for weak functional signals under adversarial negative covariance—“stronger functional change implies larger ω” is a conditional statement, not a universal one: the cross term scales as λ, not λ², so no α-independent monotonicity exists outside C5. (b) Raw-JS layer: JS(p, q(λ)) is smooth in λ, and by Lemma 2 its derivative equals that of the quadratic form plus a remainder derivative of order O(Σ_i (|δ_i|/p_i)² |dδ_i/dλ|). At the k_n scale, where C1 is verified, the remainder is negligible and the sign of ∂ω/∂λ is inherited by the raw ratio in a neighborhood of the observed λ. At the k_f scale, where the Lemma-2 diagnostic reaches 103% at the 90th percentile, no such quantitative bound survives: the statement is qualitative there, and its empirical support is the ground-truth grid below rather than the expansion. (c) Global layer: JS is bounded by 1 bit, so no global monotonicity can hold; claims are restricted to the operating regime diagnosed in Lemma 2 and confirmed on ground truth. Ground-truth check (factorial grid of Supplementary Note 1, constructed with C_bf = 0 and therefore covering the C5 branch only): at zero background drift ω rose monotonically with the injected shift δ (Spearman ρ = 0.688, P = 5.1 × 10⁻¹⁶²; grid means 10.2 → 27.2 over δ = 0–2, baseline offset ≈ α as predicted) while k_n stayed flat (ρ = 0.004); under pure HK-anchored drift (δ = 0) ω declined (ρ = −0.821, driven by the k_n denominator, ρ = +0.888)—background drift moves ω downward, never upward, matching the drift-rejection specificity of Supplementary Notes 1 and 6.</w:t>
       </w:r>
     </w:p>
     <w:p>
@@ -3431,7 +3453,7 @@
           <w:color w:val="000000"/>
           <w:sz w:val="22"/>
         </w:rPr>
-        <w:t>Supplementary Fig. 7. Pair-level distributions and the subcluster tier for the neuronal superclass analysis, and program-level diffuseness with the SEA-AD disease-anchor positive control (Supplementary Notes 18, 19; main Fig. 5e, f). (a) Pair-level ω ECDFs (log scale) for neuronal superclasses (purple; n = 2,995), non-neuronal classes excluding astrocytes (grey; n = 25,986), and astrocytes (red; n = 5,778); medians 62.2 / 24.5 / 73.4, with astrocytes the only non-neuronal class in the neuronal range. (b) Subcluster-tier pair ω per supercluster (grey boxes, log scale, 48,450 pairs total; boxes = IQR, whiskers = 1.5 × IQR, outliers suppressed) with the superclass-tier median overlaid (purple bars): subcluster medians 18.5–29.4 are pulled down by region-restricted subclusters with few pairs, so superclass-level values are the appropriate tier for cross-class comparison (Supplementary Note 18). (c) SEA-AD donor-level test (10 pre-registered gene-set × cell-class tests): bars give observed ω between ADNC-high and reference donors; the dark dash marks the null mean and the line its 95% range (2,000-draw size-matched null with pre-registered genes excluded from the sampling pool). Red = pan-reactive astrocyte set (P = 0.0145) and DAM core set (P = 0.041) in astrocytes; orange = negative controls (homeostatic-microglia set in astrocytes, ω 0.74, P = 0.996; A2 set in microglia, ω 0.04, P = 1.0); grey = remaining tests. Benjamini–Hochberg across the 10 tests: minimum q = 0.145. (d) Hallmark-program diffuseness: histogram of the 400 empirical P-values (10 non-neuronal classes × 40 programs; size-bucketed random-gene-set null, B = 2,000), with Peroxisome and Bile Acid Metabolism programs in purple. All 11 tests with P ≤ 0.01 (4.0 expected) are peroxisomal–lipid programs; none of the 400 survives Benjamini–Hochberg correction (minimum q = 0.233).</w:t>
+        <w:t>Supplementary Fig. 7. Pair-level distributions and the subcluster tier for the neuronal superclass analysis, and program-level diffuseness with the sub-threshold SEA-AD disease-anchor check (Supplementary Notes 18, 19; main Fig. 5e, f). (a) Pair-level ω ECDFs (log scale) for neuronal superclasses (purple; n = 2,995), non-neuronal classes excluding astrocytes (grey; n = 25,986), and astrocytes (red; n = 5,778); medians 62.2 / 24.5 / 73.4, with astrocytes the only non-neuronal class in the neuronal range. (b) Subcluster-tier pair ω per supercluster (grey boxes, log scale, 48,450 pairs total; boxes = IQR, whiskers = 1.5 × IQR, outliers suppressed) with the superclass-tier median overlaid (purple bars): subcluster medians 18.5–29.4 are pulled down by region-restricted subclusters with few pairs, so superclass-level values are the appropriate tier for cross-class comparison (Supplementary Note 18). (c) SEA-AD donor-level test (10 pre-registered gene-set × cell-class tests): bars give observed ω between ADNC-high and reference donors; the dark dash marks the null mean and the line its 95% range (2,000-draw size-matched null with pre-registered genes excluded from the sampling pool). Red = pan-reactive astrocyte set (P = 0.0145) and DAM core set (P = 0.041) in astrocytes; orange = negative controls (homeostatic-microglia set in astrocytes, ω 0.74, P = 0.996; A2 set in microglia, ω 0.04, P = 1.0); grey = remaining tests. Benjamini–Hochberg across the 10 tests: minimum q = 0.145. (d) Hallmark-program diffuseness: histogram of the 400 empirical P-values (10 non-neuronal classes × 40 programs; size-bucketed random-gene-set null, B = 2,000), with Peroxisome and Bile Acid Metabolism programs in purple. All 11 tests with P ≤ 0.01 (4.0 expected) are peroxisomal–lipid programs; none of the 400 survives Benjamini–Hochberg correction (minimum q = 0.233).</w:t>
       </w:r>
     </w:p>
     <w:p>

--- a/CKI_Submission_NC/CKI_Supplementary_NC.docx
+++ b/CKI_Submission_NC/CKI_Supplementary_NC.docx
@@ -1608,7 +1608,7 @@
           <w:color w:val="000000"/>
           <w:sz w:val="22"/>
         </w:rPr>
-        <w:t>Purpose and design. The main-text TCGA analysis (Results: A pan-cancer map of tissue-level divergence in tumors; Methods: Per-sample divergence and group statistics) ranks cancer types by the NN/TT ratio of mean ω, stratifies LUAD tumors by driver mutation, and tests survival association in LIHC. This section reports the full group statistics behind those claims (Supplementary Tables 5–7). Per-tumor statistics are the mean of ω, k_f, and k_n over all pairs in the linear-normalization pair table after the barcode-audit exclusion (34,828 pairs: the 478 pairs touching the 32 cell-line-derived aliquots dropped from the 35,306-pair table; authoritative file: results/tcga_linear_norm_v44_all_pairs.csv) in which a sample participates; per-sample values are not archived as a separate file and are rebuilt from that pair table plus the cBioPortal mutation labels by notebooks/nc52_tcga_excc_main.py (Reproducibility Guide, Section 5.13a). Group-level ratios carry sample-level cluster bootstrap 95% CIs (B = 1,000; seed 42; tumor and normal samples resampled with replacement independently, each pair reweighted by the product of its endpoint resampling weights). LUAD driver groups (61 EGFR, 120 KRAS, 311 wild-type (negative for both drivers); 2 double mutants excluded) were tested with Kruskal-Wallis followed by Dunn post-hoc tests with Holm correction (manual implementation, tie-corrected rank variances); group mean differences carry within-group bootstrap 95% CIs (B = 1,000). Because per-tumor ω averages overlapping (non-disjoint) pair sets, the group tests were additionally re-run as whole-tumor label-permutation tests (B = 10,000, seed 42): KW P = 0.0001; KRAS–WT P = 0.0001, KRAS–EGFR P = 0.003, EGFR–WT P = 0.21 — the published ordering and significance pattern is preserved (all permutation P-values are Monte-Carlo estimates at B = 10,000, resolution 10⁻⁴; the KRAS–EGFR P is 0.0034, whose final digit is not stable across random streams) (notebooks/93_luad_group_permutation_v49.py; output: results/nc49_tcga_luad_mutation_perm.csv). The KRAS contrast was also re-evaluated on the log-ω scale: adjusted KRAS/WT ratio 1.19, bootstrap 95% CI [1.12, 1.26], so the adjustment conclusion is scale-robust (notebooks/98_luad_logomega_sensitivity_v49.py; output: results/nc49_tcga_luad_logomega_sensitivity.csv). The LIHC survival analysis used Cox proportional-hazards regression (R survival::coxph) on the ex-CC default cohort (all 32 ILSBio cell-line tumours excluded; n = 272 tumors with complete covariates, 79 events) with per-tumor ω standardized to unit SD (hazard ratios per SD), AJCC stage entered as a categorical factor, plus Edmondson grade (G1-G4, ordinal), age, and sex (listwise deletion of missing covariates), with k_f-only, k_n-only, and tumor-normal-ω exposures as sensitivity models (Supplementary Table 8b). Proportional hazards were checked with cox.zph (M2 GLOBAL P = 0.023, reported alongside the estimates); the ω null is unchanged across models (HR/SD 1.08 [0.88, 1.33], P = 0.467 in the full model; notebooks/nc52_lihc_cox_excc.py; outputs: results/nc52_lihc_cox_excc.csv, results/nc52_lihc_cox_excc_zph.csv). The adjusted LUAD driver contrasts were additionally re-run as whole-tumor label-permutation tests (B = 10,000, seed 42) that re-fit the full OLS adjustment model at every permutation: the KRAS contrasts remain significant (KRAS-WT P ≤ 0.001) while the EGFR-WT contrast does not (P ≥ 0.28), matching the parametric conclusion (notebooks/nc52_tcga_luad_adjmodel_permutation.py; output: results/nc52_tcga_luad_adjmodel_permutation.csv). Covariate sensitivity used the official ESTIMATE stromal (141) and immune (141) gene sets (rank-based single-sample enrichment; combined stromal-plus-immune score, monotonically equivalent to published ESTIMATE purity) and cBioPortal patient-level LUAD clinical data (study luad_tcga; smoking status 508, pack-years 356, sex 522 patients; 427 of 492 tumors with known smoking status, 87%). Scripts: notebooks/nc52_tcga_excc_main.py (seed 42; ex-CC default main chain: pan-cancer ratios, clinical severity, summary), notebooks/nc49_tcga_purity.py, notebooks/nc49_tcga_luad_smoking.py, notebooks/nc49_tcga_kf_composition.py; outputs: results/nc52_tcga_pancancer_excc.csv, results/nc52_tcga_excc_severity.csv, results/nc52_tcga_excc_summary.json, results/nc49_tcga_luad_mutation.csv, results/nc49_tcga_purity.csv, results/nc49_tcga_admix_scores.csv, results/nc49_tcga_luad_smoking.csv, results/nc49_tcga_kf_composition.csv.</w:t>
+        <w:t>Purpose and design. The main-text TCGA analysis (Results: A pan-cancer map of tissue-level divergence in tumors; Methods: Per-sample divergence and group statistics) ranks cancer types by the NN/TT ratio of mean ω, stratifies LUAD tumors by driver mutation, and tests survival association in LIHC. This section reports the full group statistics behind those claims (Supplementary Tables 5–7). Per-tumor statistics are the mean of ω, k_f, and k_n over all pairs in the linear-normalization pair table after the barcode-audit exclusion (34,828 pairs: the 478 pairs touching the 32 cell-line-derived aliquots dropped from the 35,306-pair table; authoritative file: results/tcga_linear_norm_v44_all_pairs.csv) in which a sample participates; per-sample values are not archived as a separate file and are rebuilt from that pair table plus the cBioPortal mutation labels by notebooks/nc52_tcga_excc_main.py (Reproducibility Guide, Section 5.13a). Group-level ratios carry sample-level cluster bootstrap 95% CIs (B = 1,000; seed 42; tumor and normal samples resampled with replacement independently, each pair reweighted by the product of its endpoint resampling weights). LUAD driver groups (61 EGFR, 120 KRAS, 311 wild-type (negative for both drivers); 2 double mutants excluded) were tested with Kruskal-Wallis followed by Dunn post-hoc tests with Holm correction (manual implementation, tie-corrected rank variances); group mean differences carry within-group bootstrap 95% CIs (B = 1,000). Because per-tumor ω averages overlapping (non-disjoint) pair sets, the group tests were additionally re-run as whole-tumor label-permutation tests (B = 10,000, seed 42): KW P = 0.0001; KRAS–WT P = 0.0001, KRAS–EGFR P = 0.003, EGFR–WT P = 0.21 — the published ordering and significance pattern is preserved (all permutation P-values are Monte-Carlo estimates at B = 10,000, resolution 10⁻⁴; the KRAS–EGFR P is 0.0034, whose final digit is not stable across random streams) (notebooks/93_luad_group_permutation_v49.py; output: results/nc49_tcga_luad_mutation_perm.csv). The KRAS contrast was also re-evaluated on the log-ω scale: adjusted KRAS/WT ratio 1.19, bootstrap 95% CI [1.12, 1.26], so the adjustment conclusion is scale-robust (notebooks/98_luad_logomega_sensitivity_v49.py; output: results/nc49_tcga_luad_logomega_sensitivity.csv). The LIHC survival analysis used Cox proportional-hazards regression (R survival::coxph) on the ex-CC default cohort (all 32 ILSBio cell-line tumours excluded; n = 272 tumors with complete covariates, 79 events) with per-tumor ω standardized to unit SD (hazard ratios per SD), AJCC stage entered as a categorical factor, plus Edmondson grade (G1-G4, ordinal), age, and sex (listwise deletion of missing covariates), with k_f-only, k_n-only, and tumor-normal-ω exposures as sensitivity models (Supplementary Table 8b). Proportional hazards were checked with cox.zph (M2 GLOBAL P = 0.023, reported alongside the estimates); the ω null is unchanged across models (HR/SD 1.08 [0.88, 1.33], P = 0.467 in the full model; notebooks/nc52_lihc_cox_excc.py; outputs: results/nc52_lihc_cox_excc.csv, results/nc52_lihc_cox_excc_zph.csv). Time-dependent handling of the PH violation (notebooks/nc76_lihc_cox_timevarying.py): a time-transform Cox (z_omega with tt(x) = x log t) showed no significant time-varying ω effect (tt coefficient P = 0.131), and an epoch split at the median event time (14.4 months; 40 early and 39 late events) gave per-epoch ω HRs 1.25 [0.91, 1.71] (early) and 0.83 (late), with the epoch difference itself non-significant (Wald P = 0.244)—the violation is driven by stage, not ω, and the null conclusion is time-robust. The adjusted LUAD driver contrasts were additionally re-run as whole-tumor label-permutation tests (B = 10,000, seed 42) that re-fit the full OLS adjustment model at every permutation: the KRAS contrasts remain significant (KRAS-WT P ≤ 0.001) while the EGFR-WT contrast does not (P ≥ 0.28), matching the parametric conclusion (notebooks/nc52_tcga_luad_adjmodel_permutation.py; output: results/nc52_tcga_luad_adjmodel_permutation.csv). Covariate sensitivity used the official ESTIMATE stromal (141) and immune (141) gene sets (rank-based single-sample enrichment; combined stromal-plus-immune score, monotonically equivalent to published ESTIMATE purity) and cBioPortal patient-level LUAD clinical data (study luad_tcga; smoking status 508, pack-years 356, sex 522 patients; 427 of 492 tumors with known smoking status, 87%). Scripts: notebooks/nc52_tcga_excc_main.py (seed 42; ex-CC default main chain: pan-cancer ratios, clinical severity, summary), notebooks/nc49_tcga_purity.py, notebooks/nc49_tcga_luad_smoking.py, notebooks/nc49_tcga_kf_composition.py; outputs: results/nc52_tcga_pancancer_excc.csv, results/nc52_tcga_excc_severity.csv, results/nc52_tcga_excc_summary.json, results/nc49_tcga_luad_mutation.csv, results/nc49_tcga_purity.csv, results/nc49_tcga_admix_scores.csv, results/nc49_tcga_luad_smoking.csv, results/nc49_tcga_kf_composition.csv.</w:t>
       </w:r>
     </w:p>
     <w:p>
@@ -1642,6 +1642,17 @@
           <w:sz w:val="22"/>
         </w:rPr>
         <w:t>TP53 co-mutation, proliferation, and fixed-panel sensitivity (notebooks/nc75_tcga_kras_incremental.py). TP53 mutation status for the 493 LUAD tumors was retrieved from cBioPortal (luad_tcga_pan_can_atlas_2018; 220 of 493 mutant; frequency 0.31 in KRAS versus 0.56 wild-type, 0.58 EGFR). Adding a TP53 indicator to the smoking-plus-admixture model left the KRAS contrasts essentially unchanged (whole-tumor permutation, B = 10,000, seed 42: KRAS − WT Δω +12.9, P = 2 × 10⁻⁴; KRAS − EGFR +18.0, P = 7 × 10⁻⁴; Δk_f P = 0.008). A proliferation index (mean of MKI67, TOP2A, PCNA on the log scale) was uncorrelated with per-tumor ω (Spearman ρ = 0.033, P = 0.49), and its inclusion likewise left the contrast unchanged (KRAS − WT P = 2 × 10⁻⁴). Panel sensitivity: recomputing all 2,000 authoritative LUAD TT pairs with a pre-specified fixed functional panel (top-200 non-HK genes by across-tumor variance, fixed across pairs and within permutations; k_n unchanged) attenuated the KRAS − WT contrast to marginal significance (Δω_fixed +2.6, P = 0.089; P = 0.039 with proliferation adjustment) while KRAS − EGFR persisted (+6.1, P = 0.005); group means were 51.4 (WT), 48.4 (EGFR), 53.9 (KRAS) under the fixed panel versus 123.5, 121.0, 137.2 under the circular scheme. The KRAS elevation thus reflects genuine driver-associated divergence, but its wild-type limb is amplified by the per-pair circular panel; histological-subtype (TRU/PP/PI) classifications were unavailable for adjustment.</w:t>
+      </w:r>
+    </w:p>
+    <w:p>
+      <w:r>
+        <w:rPr>
+          <w:rFonts w:ascii="Arial" w:hAnsi="Arial"/>
+          <w:b w:val="0"/>
+          <w:color w:val="000000"/>
+          <w:sz w:val="22"/>
+        </w:rPr>
+        <w:t>Classification increment over standard DE (notebooks/nc76_tcga_followup.py). Per-tumor scores were compared as KRAS- and EGFR-status classifiers against a leave-one-out standard-DE projection (per-gene Welch t on the log representation, recomputed leaving each scored tumor out). ω did not outperform DE: AUC 0.661 (ω) versus 0.736 (DE) for KRAS versus WT (ΔAUC −0.075, bootstrap 95% CI [−0.126, −0.023]) and 0.542 versus 0.759 for EGFR versus WT (ΔAUC −0.217 [−0.288, −0.149]); ω exceeded only the proliferation index (AUC 0.474; ΔAUC +0.187 [+0.115, +0.265]). The driver contrast is therefore a group-level divergence association, not sample-level driver discrimination, and ω offers no classification increment over routine DE in this setting. Label audit: of the 75 EGFR-labelled aliquots, 62 matched the expression matrix; the 13 non-matches are 8 aliquots from tumour source sites outside the 32-site LUAD expression set and 5 patients without an expression aliquot in the matrix—exclusions determined by sample logistics, not by any expression or mutation property (co-mutation rates are structurally uninformative for the no-expression group, whose further mutation data were not retrieved).</w:t>
       </w:r>
     </w:p>
     <w:p>
@@ -2183,6 +2194,17 @@
       </w:r>
     </w:p>
     <w:p>
+      <w:r>
+        <w:rPr>
+          <w:rFonts w:ascii="Arial" w:hAnsi="Arial"/>
+          <w:b w:val="0"/>
+          <w:color w:val="000000"/>
+          <w:sz w:val="22"/>
+        </w:rPr>
+        <w:t>Quantitative A1 anatomy (notebooks/nc76_ifnb_theory_quant.py). In the notation of Supplementary Note 20, per cell type: E_b (median k_n of donor-versus-donor control pairs) is 0.0022-0.0079; the A1 violation φ_HK = median k_n(stimulated−control) − E_b ranges from 0.12 E_b (CD8 T cells) to 4.76 E_b (CD14+ monocytes), i.e. a multiplicative ω deflation of φ/(E_b+φ) = 10-83%. With α estimated from split-half pairs (8.1-18.9), the estimand α + (E_f + 2C_bf)/E_b and the observed ω give a signed bias that stays inside the 2√(E_f/E_b) Cauchy–Schwarz band in four of six cell types (B cells −9.2 versus 10.1; CD4 −2.1 versus 7.9; CD8 −1.5 versus 7.6; NK −2.5 versus 7.8) but breaches it precisely in the two anchor-affected monocytic types (CD14+ −78.0 versus 19.4; FCGR3A+ −28.0 versus 13.5). This is the expected behaviour: the 2√(E_f/E_b) bound covers only the numerator cross-term C_bf, whereas A1 failure multiplies the denominator by (1 + φ/E_b) and deflates ω without bound—which is why a marked k_n rise, not the ω value itself, is the operative alarm that A1 has failed, and why k_f-only is the recommended statistic in that regime (Supplementary Note 20, Identification).</w:t>
+      </w:r>
+    </w:p>
+    <w:p>
       <w:pPr>
         <w:pStyle w:val="Heading2"/>
       </w:pPr>
@@ -2283,7 +2305,7 @@
           <w:color w:val="000000"/>
           <w:sz w:val="22"/>
         </w:rPr>
-        <w:t>GTEx healthy reference (v52). To separate tumor-specific housekeeping elevation from a field effect, GTEx V8 gene-level TPM (gtexportal.org; lung n = 288, liver n = 110, kidney cortex n = 28, breast n = 179 after QC and seed-42 subsampling to ≤ 300 per tissue) was processed with the identical k_n pipeline (HRT Atlas HK panel, linear (TPM+1)/Σ mapping, kn_floor = 1 × 10⁻⁴, seed 42; script notebooks/nc52_gtex_kn.py; results/nc52_gtex_kn_by_grouptype.csv). Median k_n by pair type: lung GTEx–GTEx 1.14 × 10⁻³ versus adjacent–adjacent 9.7 × 10⁻⁴ versus tumor–tumor 2.50 × 10⁻³; liver 1.98 × 10⁻³ / 1.92 × 10⁻³ / 3.98 × 10⁻³; breast 9.1 × 10⁻⁴ / 8.7 × 10⁻⁴ / 2.41 × 10⁻³—in all three organs the adjacent-normal baseline is at the healthy level (healthy/adjacent ≈ 1.0–1.2; in liver the two medians coincide (ratio 1.03) but the distributions differ, one-sided MWU P = 3.8 × 10⁻⁵, with a heavier adjacent upper tail) while tumor is 2.0–2.8-fold higher (TT ≫ NN, P ≤ 3.2 × 10⁻⁸⁴), so the elevation is tumor-specific rather than a field effect. Kidney is the exception: GTEx cortex k_n (2.38 × 10⁻³) ≈ tumor (2.60 × 10⁻³) ≫ adjacent (7.2 × 10⁻⁴), with only n = 28 and very high variance (GTEx kidney autolysis is documented), so no conclusion is drawn for KIRC. Cross-cohort GTEx–adjacent pairs show k_n elevated to tumor levels in every organ (P ≤ 1.4 × 10⁻²⁶), a cohort-level technical effect; mechanistic claims therefore rest on within-cohort orderings only. The cross-cohort shift (GTEx–adjacent versus GTEx–GTEx pair k_n, ratio ≈ 1.8–2.3× in lung, liver, and breast; kidney 1.6×) bounds the resolution of the healthy–adjacent comparison; the healthy ≈ adjacent similarity should be read within that tolerance (tentative, GTEx cross-cohort discrepancy unresolved). Pair-level P values in this GTEx comparison treat pairs as independent and are descriptive only.</w:t>
+        <w:t>GTEx healthy reference (v52). To separate tumor-specific housekeeping elevation from a field effect, GTEx V8 gene-level TPM (gtexportal.org; lung n = 288, liver n = 110, kidney cortex n = 28, breast n = 179 after QC and seed-42 subsampling to ≤ 300 per tissue) was processed with the identical k_n pipeline (HRT Atlas HK panel, linear (TPM+1)/Σ mapping, kn_floor = 1 × 10⁻⁴, seed 42; script notebooks/nc52_gtex_kn.py; results/nc52_gtex_kn_by_grouptype.csv). Median k_n by pair type: lung GTEx–GTEx 1.14 × 10⁻³ versus adjacent–adjacent 9.7 × 10⁻⁴ versus tumor–tumor 2.50 × 10⁻³; liver 1.98 × 10⁻³ / 1.92 × 10⁻³ / 3.98 × 10⁻³; breast 9.1 × 10⁻⁴ / 8.7 × 10⁻⁴ / 2.41 × 10⁻³—in all three organs the adjacent-normal baseline is at the healthy level (healthy/adjacent ≈ 1.0–1.2; in liver the two medians coincide (ratio 1.03) but the distributions differ, one-sided MWU P = 3.8 × 10⁻⁵, with a heavier adjacent upper tail) while tumor is 2.0–2.8-fold higher (TT ≫ NN, P ≤ 3.2 × 10⁻⁸⁴), so the elevation is tumor-specific rather than a field effect. Kidney is the exception: GTEx cortex k_n (2.38 × 10⁻³) ≈ tumor (2.60 × 10⁻³) ≫ adjacent (7.2 × 10⁻⁴), with only n = 28 and very high variance (GTEx kidney autolysis is documented), so no conclusion is drawn for KIRC. Cross-cohort GTEx–adjacent pairs show k_n elevated to tumor levels in every organ (P ≤ 1.4 × 10⁻²⁶), a cohort-level technical effect; mechanistic claims therefore rest on within-cohort orderings only. The cross-cohort shift (GTEx–adjacent versus GTEx–GTEx pair k_n, ratio ≈ 1.8–2.3× in lung, liver, and breast; kidney 1.6×) bounds the resolution of the healthy–adjacent comparison; the healthy ≈ adjacent similarity should be read within that tolerance (tentative, GTEx cross-cohort discrepancy unresolved). Pair-level P values in this GTEx comparison treat pairs as independent and are descriptive only. A platform sub-cohort sensitivity within GTEx was not computable: the UCSC Xena phenotype table carries a single cohort label for all GTEx samples (the batch-control device of this comparison is the Toil uniform re-processing of TCGA and GTEx through one quantification pipeline, which yields row-identical gene matrices), so the finest stratification available is the organ level reported above.</w:t>
       </w:r>
     </w:p>
     <w:p>
@@ -2473,6 +2495,17 @@
       </w:r>
     </w:p>
     <w:p>
+      <w:r>
+        <w:rPr>
+          <w:rFonts w:ascii="Arial" w:hAnsi="Arial"/>
+          <w:b w:val="0"/>
+          <w:color w:val="000000"/>
+          <w:sz w:val="22"/>
+        </w:rPr>
+        <w:t>On the choice of B = 1,000. The permutation budget was chosen for the family-level and set-level statistics that carry the brain conclusions (class mean ω, rule-matched candidate rates), where B = 1,000 bounds Monte-Carlo error below the reported effect sizes; it was never intended to support per-pair FDR over m = 31,764. Per-pair inference uses the exact permutation P (both tails computed for every pair) with Benjamini–Hochberg across the family, and the 39 Strong candidates are reported throughout as a non-FDR-surviving, anti-enriched catalogue (global family-wise FDR q_min = 0.520)—an explicit negative-control framing rather than a detection claim, so no larger-B redesign would change any stated conclusion.</w:t>
+      </w:r>
+    </w:p>
+    <w:p>
       <w:pPr>
         <w:pStyle w:val="Heading2"/>
       </w:pPr>
@@ -2503,6 +2536,17 @@
       </w:r>
     </w:p>
     <w:p>
+      <w:r>
+        <w:rPr>
+          <w:rFonts w:ascii="Arial" w:hAnsi="Arial"/>
+          <w:b w:val="0"/>
+          <w:color w:val="000000"/>
+          <w:sz w:val="22"/>
+        </w:rPr>
+        <w:t>Relation to differential-abundance (DA) methods. Milo, scCODA, DA-seq and propeller answer a different question—which cell populations change in relative abundance between conditions—whereas CKI conditions on composition by construction (pseudobulks within a fixed annotation tier) and measures expression-state divergence. The two are complementary: a composition shift within an annotated class enters the CKI pseudobulk as an expression change, which is exactly the confound our composition checks bound (LIHC marker-panel attribution +44%; the reference-free non-parenchymal-fraction check against k_n; Supplementary Notes 10, 18). A quantitative DA benchmark was not run because no DA output can be mapped onto the ω estimand (state divergence conditional on composition); scDist in its Python approximation was the closest comparator attempted and is reported with its distance-scale mismatch in Section 3.11. We commit to an R-native scDist/scCODA benchmark in revision if requested.</w:t>
+      </w:r>
+    </w:p>
+    <w:p>
       <w:pPr>
         <w:pStyle w:val="Heading2"/>
       </w:pPr>
@@ -2627,6 +2671,17 @@
           <w:color w:val="000000"/>
           <w:sz w:val="22"/>
         </w:rPr>
+        <w:t>Power, panel and anchor sensitivity (notebooks/nc76_brain_followup.py). A size-matched power analysis quantifies the thalamic non-rejection: downsampling MGE interneurons and upper-layer IT neurons to the thalamic scale (20 regions; 40 replicates × 50 block-shuffle permutations each) rejected at P ≤ 0.05 in 40/40 replicates for an MGE-strength signal (median SES 4.8) but only 18/40 (45%) for an IT-strength signal (median SES 1.8)—a thalamic effect of MGE strength would always have been detected, while one of IT strength is detected about half the time at 20 regions. Class size enters the null itself: the null mean k_n scales inversely with superclass size (2.9 × 10⁻⁴ MGE, 3.4 × 10⁻⁴ upper-layer IT, 1.5 × 10⁻³ thalamic), mirroring the class-level size–k_n correlation of Supplementary Note 11, so the observed/null contrast (not the raw k_n) is the size-controlled quantity. Fixed-panel robustness: recomputing the three superclasses with a pre-specified fixed panel (top-200 non-HK genes by across-region variance) preserved the conclusions (MGE P = 0.005, upper-layer IT P = 0.005 at the B = 200 floor, thalamic P = 0.090). Anchor-panel sensitivity is the material caveat: under an alternative data-driven housekeeping panel of matched size (lowest-CV genes across the observed region pseudobulks; 10% overlap with HRT Atlas; mean expression 1.13 versus 0.32 log1p-CP10k), mean ω collapsed to ≈12 in both observed and null and the separation vanished (P = 0.95/0.87/0.76). Decomposition of the MGE arm shows why: the numerator rise is unchanged (k_f 2.97-fold) but the higher-expression alternative panel responds more strongly to regional drift in the denominator (k_n 3.12-fold versus 2.3-fold on HRT)—the superclass elevation is therefore anchor-panel dependent, and we report it as an HRT-Atlas-anchored result with this limitation explicit.</w:t>
+      </w:r>
+    </w:p>
+    <w:p>
+      <w:r>
+        <w:rPr>
+          <w:rFonts w:ascii="Arial" w:hAnsi="Arial"/>
+          <w:b w:val="0"/>
+          <w:color w:val="000000"/>
+          <w:sz w:val="22"/>
+        </w:rPr>
         <w:t>The cross-class contrast is decisive at the pair level. Neuronal pairs (n = 2,995; median ω 62.17) exceed the full non-neuronal landscape (n = 31,764; median 28.68; 24.50 excluding astrocytes): one-sided Mann–Whitney z = 52.6, P ≈ 10⁻⁶⁰² (normal approximation), rank-biserial 0.58, P(neuronal &gt; non-neuronal) = 0.79, and every superclass is individually significant (weakest, thalamic excitatory: P = 8.5 × 10⁻³⁷). Astrocytes are the sole non-neuronal exception (median 73.37, above the neuronal median; P = 0.41 for neuronal &gt; astrocytic) and themselves exceed the remaining nine non-neuronal classes (z = 94.1, P ≈ 10⁻¹⁹²⁶), consistent with their known regional specialization (Results). At the subcluster tier the same pipeline yields 48,450 pairs (median ω 21.22) dominated by region-restricted subclusters with few pairs, so superclass-level values are the appropriate tier for cross-class comparison. The non-neuronal screen therefore understates atlas-wide regional divergence: neuronal superclasses—like astrocytes—carry substantially higher cross-region divergence than the remaining non-neuronal classes. (Fig. 5e, f; Supplementary Fig. 7; Supplementary Table 11.)</w:t>
       </w:r>
     </w:p>
@@ -2666,6 +2721,17 @@
       </w:r>
     </w:p>
     <w:p>
+      <w:r>
+        <w:rPr>
+          <w:rFonts w:ascii="Arial" w:hAnsi="Arial"/>
+          <w:b w:val="0"/>
+          <w:color w:val="000000"/>
+          <w:sz w:val="22"/>
+        </w:rPr>
+        <w:t>Dose–response check (notebooks/nc76_sea_ad_trend.py). Per-donor ω (donor pseudobulk versus the 12-donor control centroid, k_f on each pre-registered set over k_n on HRT HK) was correlated with the donor-level Continuous Pseudo-progression Score and with the ordinal ADNC ladder (87 donors: 3 Reference, 9 Not AD, 12 Low, 21 Intermediate, 42 High). The class-level elevations did not translate into a severity gradient for the intended sets—DAM core in microglia ρ = 0.05 (P = 0.66 versus progression), pan-reactive astrocyte in astrocytes ρ = −0.17 (P = 0.12)—while nominally significant trends appeared only off-target (homeostatic-microglia set in microglia ρ = 0.23, P = 0.03; A2-astrocyte set in astrocytes ρ = −0.22, P = 0.04). The donor-level dose–response is therefore absent for the pre-registered biology, consistent with the sub-threshold reading above rather than with a robust anchor.</w:t>
+      </w:r>
+    </w:p>
+    <w:p>
       <w:pPr>
         <w:pStyle w:val="Heading2"/>
       </w:pPr>
@@ -3145,7 +3211,7 @@
           <w:color w:val="000000"/>
           <w:sz w:val="22"/>
         </w:rPr>
-        <w:t>Per-tumor statistics were derived from the linear-normalization pair table under the ex-CC default (34,828 pairs: the 478 pairs touching the 32 cell-line-derived aliquots dropped from the 35,306-pair table of 2,000 TT pairs per cancer type drawn by seeded subsampling (1,709 for LIHC after the exclusion), complete NN pairs, and 2,000 TN pairs per cancer type; sample-labelled; the seeded subsampling carries a Monte-Carlo error of roughly 0.01–0.02 ratio units on the NN/TT mean ratio, below the between-cancer differences reported), as the mean of ω, k_f, and k_n over all pairs in which a given sample participates (median 4–11 pairs per tumor across cancer types). Group-level NN/TT and k_n ratios are reported as ratios of means with 95% confidence intervals from a sample-level cluster bootstrap (B = 1,000; seed 42): tumor and normal samples were resampled with replacement independently, each pair reweighted by the product of its endpoint resampling weights, and the ratio recomputed per resample; 95% CIs are the 2.5th and 97.5th percentiles of the resampled ratios. LUAD driver groups were assigned by matching cBioPortal mutation labels to the expression matrix by 15-character TCGA barcode (75 EGFR-labelled and 161 KRAS-labelled aliquots, of which 62 EGFR and 122 KRAS matched the matrix; 2 double mutants excluded), yielding 61 EGFR, 120 KRAS, and 311 wild-type tumors with pair coverage. Between-group differences were tested with Kruskal-Wallis followed by Dunn post-hoc tests with Holm correction (manual implementation, tie-corrected rank variances); group mean differences are reported with within-group bootstrap 95% CIs (B = 1,000). For covariate adjustment, stromal and immune admixture was scored per sample with the official ESTIMATE gene sets (141 stromal and 141 immune genes) using the rank-based single-sample enrichment algorithm over all 45,504 expressed genes of the five-cancer merged matrix; the combined stromal-plus-immune score served as the admixture covariate (it is monotonically equivalent to published ESTIMATE purity, leaving regression-based adjustment invariant). Smoking status (ever/never, TCGA tobacco-smoking-history indicator), age, sex, and pack-years for LUAD were obtained from cBioPortal (study luad_tcga, patient-level clinical data; smoking status available for 508, pack-years for 356, and sex for 522 patients) and merged by patient barcode (427 of 492 tumors with known smoking status, 87%). LUAD group contrasts were re-estimated by OLS with the admixture score as a covariate (metric ~ group + z-scored admixture), with ever-smoker status as a covariate, and in a combined model including both (with an age- and sex-adjusted variant); pack-years were not modeled owing to high missingness and are reported descriptively. The adjusted LUAD contrasts were verified by whole-tumor label-permutation tests that re-fit the full OLS adjustment model at every permutation (B = 10,000, seed 42): the KRAS contrasts remain significant (P ≤ 0.001) and the EGFR–WT contrast does not (P ≥ 0.28), matching the parametric conclusions (notebooks/nc52_tcga_luad_adjmodel_permutation.py, results/nc52_tcga_luad_adjmodel_permutation.csv). The LIHC survival analysis used Cox proportional-hazards regression (R survival::coxph) on the ex-CC default cohort (n = 272 tumors with complete covariates, 79 events) with per-tumor ω standardized to unit SD (hazard ratios per SD), AJCC stage entered as a categorical factor, plus Edmondson grade (G1–G4, ordinal), age, and sex, with listwise deletion of missing covariates; k_f-only, k_n-only, and tumor–normal-ω exposures were run as sensitivity models, and proportional hazards were checked with cox.zph (M2 GLOBAL P = 0.023, reported alongside the estimates). Scripts: notebooks/nc52_tcga_excc_main.py (seed 42), notebooks/nc52_lihc_cox_excc.py, notebooks/nc49_tcga_purity.py, notebooks/nc49_tcga_luad_smoking.py; outputs: results/nc52_tcga_pancancer_excc.csv, results/nc52_tcga_excc_severity.csv, results/nc49_tcga_luad_mutation.csv, results/nc52_lihc_cox_excc.csv, results/nc49_tcga_purity.csv, results/nc49_tcga_admix_scores.csv, results/nc49_tcga_luad_smoking.csv.</w:t>
+        <w:t>Per-tumor statistics were derived from the linear-normalization pair table under the ex-CC default (34,828 pairs: the 478 pairs touching the 32 cell-line-derived aliquots dropped from the 35,306-pair table of 2,000 TT pairs per cancer type drawn by seeded subsampling (1,709 for LIHC after the exclusion), complete NN pairs, and 2,000 TN pairs per cancer type; sample-labelled; the seeded subsampling carries a Monte-Carlo error of roughly 0.01–0.02 ratio units on the NN/TT mean ratio, below the between-cancer differences reported), as the mean of ω, k_f, and k_n over all pairs in which a given sample participates (median 4–11 pairs per tumor across cancer types). Group-level NN/TT and k_n ratios are reported as ratios of means with 95% confidence intervals from a sample-level cluster bootstrap (B = 1,000; seed 42): tumor and normal samples were resampled with replacement independently, each pair reweighted by the product of its endpoint resampling weights, and the ratio recomputed per resample; 95% CIs are the 2.5th and 97.5th percentiles of the resampled ratios. LUAD driver groups were assigned by matching cBioPortal mutation labels to the expression matrix by 15-character TCGA barcode (75 EGFR-labelled and 161 KRAS-labelled aliquots, of which 62 EGFR and 122 KRAS matched the matrix; 2 double mutants excluded), yielding 61 EGFR, 120 KRAS, and 311 wild-type tumors with pair coverage. Between-group differences were tested with Kruskal-Wallis followed by Dunn post-hoc tests with Holm correction (manual implementation, tie-corrected rank variances); group mean differences are reported with within-group bootstrap 95% CIs (B = 1,000). For covariate adjustment, stromal and immune admixture was scored per sample with the official ESTIMATE gene sets (141 stromal and 141 immune genes) using the rank-based single-sample enrichment algorithm over all 45,504 expressed genes of the five-cancer merged matrix; the combined stromal-plus-immune score served as the admixture covariate (it is monotonically equivalent to published ESTIMATE purity, leaving regression-based adjustment invariant). Smoking status (ever/never, TCGA tobacco-smoking-history indicator), age, sex, and pack-years for LUAD were obtained from cBioPortal (study luad_tcga, patient-level clinical data; smoking status available for 508, pack-years for 356, and sex for 522 patients) and merged by patient barcode (427 of 492 tumors with known smoking status, 87%). LUAD group contrasts were re-estimated by OLS with the admixture score as a covariate (metric ~ group + z-scored admixture), with ever-smoker status as a covariate, and in a combined model including both (with an age- and sex-adjusted variant); pack-years were not modeled owing to high missingness and are reported descriptively. The adjusted LUAD contrasts were verified by whole-tumor label-permutation tests that re-fit the full OLS adjustment model at every permutation (B = 10,000, seed 42): the KRAS contrasts remain significant (P ≤ 0.001) and the EGFR–WT contrast does not (P ≥ 0.28), matching the parametric conclusions (notebooks/nc52_tcga_luad_adjmodel_permutation.py, results/nc52_tcga_luad_adjmodel_permutation.csv). The LIHC survival analysis used Cox proportional-hazards regression (R survival::coxph) on the ex-CC default cohort (n = 272 tumors with complete covariates, 79 events) with per-tumor ω standardized to unit SD (hazard ratios per SD), AJCC stage entered as a categorical factor, plus Edmondson grade (G1–G4, ordinal), age, and sex, with listwise deletion of missing covariates; k_f-only, k_n-only, and tumor–normal-ω exposures were run as sensitivity models, and proportional hazards were checked with cox.zph (M2 GLOBAL P = 0.023, reported alongside the estimates), with time-dependent remedies confirming the null (time-transform tt coefficient P = 0.131; epoch-split ω HRs 1.25 early / 0.83 late, difference Wald P = 0.244; notebooks/nc76_lihc_cox_timevarying.py); the 13 EGFR-labelled aliquots not matching the expression matrix comprise 8 aliquots from tumour source sites outside the 32-site LUAD expression set and 5 patients without an expression aliquot, exclusions driven by sample logistics rather than expression or mutation properties. Scripts: notebooks/nc52_tcga_excc_main.py (seed 42), notebooks/nc52_lihc_cox_excc.py, notebooks/nc49_tcga_purity.py, notebooks/nc49_tcga_luad_smoking.py; outputs: results/nc52_tcga_pancancer_excc.csv, results/nc52_tcga_excc_severity.csv, results/nc49_tcga_luad_mutation.csv, results/nc52_lihc_cox_excc.csv, results/nc49_tcga_purity.csv, results/nc49_tcga_admix_scores.csv, results/nc49_tcga_luad_smoking.csv.</w:t>
       </w:r>
     </w:p>
     <w:p>

--- a/CKI_Submission_NC/CKI_Supplementary_NC.docx
+++ b/CKI_Submission_NC/CKI_Supplementary_NC.docx
@@ -2201,7 +2201,7 @@
           <w:color w:val="000000"/>
           <w:sz w:val="22"/>
         </w:rPr>
-        <w:t>Quantitative A1 anatomy (notebooks/nc76_ifnb_theory_quant.py). In the notation of Supplementary Note 20, per cell type: E_b (median k_n of donor-versus-donor control pairs) is 0.0022-0.0079; the A1 violation φ_HK = median k_n(stimulated−control) − E_b ranges from 0.12 E_b (CD8 T cells) to 4.76 E_b (CD14+ monocytes), i.e. a multiplicative ω deflation of φ/(E_b+φ) = 10-83%. With α estimated from split-half pairs (8.1-18.9), the estimand α + (E_f + 2C_bf)/E_b and the observed ω give a signed bias that stays inside the 2√(E_f/E_b) Cauchy–Schwarz band in four of six cell types (B cells −9.2 versus 10.1; CD4 −2.1 versus 7.9; CD8 −1.5 versus 7.6; NK −2.5 versus 7.8) but breaches it precisely in the two anchor-affected monocytic types (CD14+ −78.0 versus 19.4; FCGR3A+ −28.0 versus 13.5). This is the expected behaviour: the 2√(E_f/E_b) bound covers only the numerator cross-term C_bf, whereas A1 failure multiplies the denominator by (1 + φ/E_b) and deflates ω without bound—which is why a marked k_n rise, not the ω value itself, is the operative alarm that A1 has failed, and why k_f-only is the recommended statistic in that regime (Supplementary Note 20, Identification).</w:t>
+        <w:t>Quantitative A1 anatomy (notebooks/nc76_ifnb_theory_quant.py). In the notation of Supplementary Note 20, per cell type: E_b (median k_n of donor-versus-donor control pairs) is 0.0022-0.0079; the A1 violation φ_HK = median k_n(stimulated−control) − E_b ranges from 0.12 E_b (CD8 T cells) to 4.76 E_b (CD14+ monocytes), i.e. a multiplicative ω deflation of φ/(E_b+φ) = 10-83%. With α estimated from split-half pairs (8.1-18.9), the estimand α + (E_f + 2C_bf)/E_b and the observed ω give a signed bias. The Cauchy–Schwarz band carries √α, because C_bf and E_f are evaluated on the pair-specific panel where the background energy is αE_b while E_b itself is measured on the HK panel (Supplementary Note 20): the correct band is 2√(αE_f/E_b), √α ≈ 2.8–4.3 here, not 2√(E_f/E_b). Against that band the bias stays inside in five of six cell types (B cells −9.2 versus 30.5; CD4 −2.1 versus 34.2; CD8 −1.5 versus 24.3; FCGR3A+ −28.0 versus 41.2; NK −2.5 versus 22.1) but breaches it in the most anchor-affected type (CD14+ −78.0 versus 67.4, φ/E_b = 4.76). This is the expected behaviour: the band covers only the numerator cross-term C_bf, whereas A1 failure multiplies the denominator by (1 + φ/E_b) and deflates ω without bound—which is why a marked k_n rise, not the ω value itself, is the operative alarm that A1 has failed, and why k_f-only is the recommended statistic in that regime (Supplementary Note 20, Identification).</w:t>
       </w:r>
     </w:p>
     <w:p>
@@ -2791,7 +2791,7 @@
           <w:color w:val="000000"/>
           <w:sz w:val="22"/>
         </w:rPr>
-        <w:t>Conditions. C1 (quadratic regime): per-gene relative displacement |δ_i|/p_i is small, so |R| is negligible against Q—verified above for k_n, approximate for k_f. C2 (stable selection inflation): α is a panel conversion factor for background energy, α = E_b(top-200)/E_b(HK)—the factor by which pair-specific top-200 selection inflates total background displacement energy relative to the HK panel; it multiplies E_b only, because selection operates on background magnitudes. Estimated on split-half null pairs (where E_f = 0 by construction) as the ratio of mean per-gene background energy (top-200 versus HK panel), α had median 14 (brain; 10–90% 10.3–22.1) and 8.5 (Tabula Sapiens; 7.0–14.5)—an order-statistic (winner’s-curse) effect of selecting the largest |difference| genes, of the same order as the empirical split-half baselines 6.67–9.73 (Supplementary Note 3). The residual gap (median 14 in brain versus the 9.73 brain baseline, which sits near the 10th percentile of the α distribution) is directionally expected: α is a per-gene energy ratio, whereas the baseline additionally folds in panel-size and composition differences between the 200-gene and ~1,130-gene sets and the k_f-scale expansion error diagnosed above, so the calibration constant admits a theoretical reading only up to these factors. Operationally the theoretical α is used only for the qualitative structure of the estimand; absolute calibration always uses the empirical split-half baselines (9.73 brain, 7.70 mouse), so the ≈ 1.4-fold gap between the two readings does not propagate into any reported statistic. C3 (stable functional panel): the pair-specific panel is not noise-driven beyond C2; quantified by the leave-pair-out ablation (Supplementary Note 9). C4 (adequate count depth): multinomial sampling contributes (d − 1)/(4N ln 2) to JS, below the background energy at the pseudobulk depths used here (Supplementary Note 16; notebooks/84). C5 (uncorrelated factors): the background and functional factors are uncorrelated under the p-weighted measure, C_bf = Cov_p(β, φ) = 0, so the cross term of Lemma 1b vanishes. Unlike C1–C4 this is an exclusion-style modeling assumption—the two factors are not separately observable on real pairs—so every statement below that invokes C5 is stated together with its worst-case relaxation: by Cauchy–Schwarz |2C_bf| ≤ 2√(E_b E_f), hence if C5 fails ω is biased by at most 2C_bf/E_b, bounded by 2√(E_f/E_b), which is small exactly when the functional signal dominates the background.</w:t>
+        <w:t>Conditions. C1 (quadratic regime): per-gene relative displacement |δ_i|/p_i is small, so |R| is negligible against Q—verified above for k_n, approximate for k_f. C2 (stable selection inflation): α is a panel conversion factor for background energy, α = E_b(top-200)/E_b(HK)—the factor by which pair-specific top-200 selection inflates total background displacement energy relative to the HK panel; it multiplies E_b only, because selection operates on background magnitudes. Estimated on split-half null pairs (where E_f = 0 by construction) as the ratio of mean per-gene background energy (top-200 versus HK panel), α had median 14 (brain; 10–90% 10.3–22.1) and 8.5 (Tabula Sapiens; 7.0–14.5)—an order-statistic (winner’s-curse) effect of selecting the largest |difference| genes, of the same order as the empirical split-half baselines 6.67–9.73 (Supplementary Note 3). The residual gap (median 14 in brain versus the 9.73 brain baseline, which sits near the 10th percentile of the α distribution) is directionally expected: α is a per-gene energy ratio, whereas the baseline additionally folds in panel-size and composition differences between the 200-gene and ~1,130-gene sets and the k_f-scale expansion error diagnosed above, so the calibration constant admits a theoretical reading only up to these factors. Operationally the theoretical α is used only for the qualitative structure of the estimand; absolute calibration always uses the empirical split-half baselines (9.73 brain, 7.70 mouse), so the ≈ 1.4-fold gap between the two readings does not propagate into any reported statistic. C3 (stable functional panel): the pair-specific panel is not noise-driven beyond C2; quantified by the leave-pair-out ablation (Supplementary Note 9). C4 (adequate count depth): multinomial sampling contributes (d − 1)/(4N ln 2) to JS, below the background energy at the pseudobulk depths used here (Supplementary Note 16; notebooks/84). C5 (uncorrelated factors): the background and functional factors are uncorrelated under the p-weighted measure, C_bf = Cov_p(β, φ) = 0, so the cross term of Lemma 1b vanishes. Unlike C1–C4 this is an exclusion-style modeling assumption—the two factors are not separately observable on real pairs—so every statement below that invokes C5 is stated together with its worst-case relaxation: because E_b is measured on the HK panel while C_bf and E_f live on the pair-specific panel, Cauchy–Schwarz applies in the top-200 inner product, where the background energy is αE_b, so |2C_bf| ≤ 2√(αE_b E_f): if C5 fails, ω is biased by 2C_bf/E_b, bounded in magnitude by 2√(αE_f/E_b). The √α factor is not optional—writing 2√(E_f/E_b) mixes the two measures and understates the bound by √α (≈ 2.9 and 3.7 for the Tabula Sapiens and brain α medians)—and the bound is small exactly when the functional signal dominates the background energy on that panel.</w:t>
       </w:r>
     </w:p>
     <w:p>
@@ -2802,7 +2802,7 @@
           <w:color w:val="000000"/>
           <w:sz w:val="22"/>
         </w:rPr>
-        <w:t>Proposition 3 (estimand). Under C1–C4 and the generative model, k_n ≈ (1/(8 ln 2)) E_b on the HK panel, while on the pair-specific panel k_f ≈ (1/(8 ln 2)) (E_f + 2C_bf + αE_b), with E_b, E_f, and C_bf as defined in Lemma 1b (the p-weighted (co)variances of the log-factors, not the unweighted Σg_i²/p_i). The cross term 2C_bf is intrinsic to the quadratic form of the summed displacement β + φ and cannot be dropped without a condition. Under C5 it vanishes and ω = α + E_f/E_b + ε, with |ε| bounded by the Lemma-2 remainders, the C4 sampling term, and the pair-to-pair spread of α (C2)—the dominant term, which is exactly why absolute ω is dataset-relative. Without C5 the estimand is ω = α + (E_f + 2C_bf)/E_b + ε: functional and background energy no longer separate, and ω picks up 2C_bf/E_b, bounded in magnitude by 2√(E_f/E_b) (Cauchy–Schwarz). In words: ω measures the ratio of functional to background displacement energy on the probability simplex—up to the cross term, which C5 excludes and the bound quantifies—shifted by the selection constant α that the split-half baseline estimates; the calibrated statistic satisfies ω_cal − 1 ≈ E_f/(αE_b) under C5. Within the model class this is the quantity ω corresponds to—an approximation conditional on the post-selection panel (the pair-specific top-200 set is itself data-selected, so E_f and α are defined relative to that selection rather than to a fixed gene set) and quantitative only at the k_n scale under C1.</w:t>
+        <w:t>Proposition 3 (estimand). Under C1–C4 and the generative model, k_n ≈ (1/(8 ln 2)) E_b on the HK panel, while on the pair-specific panel k_f ≈ (1/(8 ln 2)) (E_f + 2C_bf + αE_b), with E_b, E_f, and C_bf as defined in Lemma 1b (the p-weighted (co)variances of the log-factors, not the unweighted Σg_i²/p_i). The cross term 2C_bf is intrinsic to the quadratic form of the summed displacement β + φ and cannot be dropped without a condition. Under C5 it vanishes and ω = α + E_f/E_b + ε, with |ε| bounded by the Lemma-2 remainders, the C4 sampling term, and the pair-to-pair spread of α (C2)—the dominant term, which is exactly why absolute ω is dataset-relative. Without C5 the estimand is ω = α + (E_f + 2C_bf)/E_b + ε: functional and background energy no longer separate, and ω picks up 2C_bf/E_b, bounded in magnitude by 2√(αE_f/E_b) (Cauchy–Schwarz in the top-200 inner product, where the background energy is αE_b). In words: ω measures the ratio of functional to background displacement energy on the probability simplex—up to the cross term, which C5 excludes and the bound quantifies—shifted by the selection constant α that the split-half baseline estimates; the calibrated statistic satisfies ω_cal − 1 ≈ E_f/(αE_b) under C5. Within the model class this is the quantity ω corresponds to—an approximation conditional on the post-selection panel (the pair-specific top-200 set is itself data-selected, so E_f and α are defined relative to that selection rather than to a fixed gene set) and quantitative only at the k_n scale under C1.</w:t>
       </w:r>
     </w:p>
     <w:p>
@@ -2824,7 +2824,7 @@
           <w:color w:val="000000"/>
           <w:sz w:val="22"/>
         </w:rPr>
-        <w:t>Proposition 4 (conditional monotonicity; local strict increase; global saturation). Three statements that are easily conflated must be separated. (a) Approximate layer: in the quadratic form, strengthening the functional factor (φ → λφ, λ &gt; 1) with background fixed gives ω(λ) = α + (λ²E_f + 2λC_bf)/E_b (with α held fixed; strengthening φ can shift the top-200 panel and hence α, per the post-selection caveat of Proposition 3), so ∂ω/∂λ = 2(λE_f + C_bf)/E_b. Under C5 this is strictly positive for all λ &gt; 0: the approximate estimand increases strictly with functional change. Without C5 the same conclusion holds if and only if λE_f + C_bf &gt; 0; by Cauchy–Schwarz it is guaranteed once λ²E_f &gt; E_b (functional energy exceeds background energy) and can fail for weak functional signals under adversarial negative covariance—“stronger functional change implies larger ω” is a conditional statement, not a universal one: the cross term scales as λ, not λ², so no α-independent monotonicity exists outside C5. (b) Raw-JS layer: JS(p, q(λ)) is smooth in λ, and by Lemma 2 its derivative equals that of the quadratic form plus a remainder derivative of order O(Σ_i (|δ_i|/p_i)² |dδ_i/dλ|). At the k_n scale, where C1 is verified, the remainder is negligible and the sign of ∂ω/∂λ is inherited by the raw ratio in a neighborhood of the observed λ. At the k_f scale, where the Lemma-2 diagnostic reaches 103% at the 90th percentile, no such quantitative bound survives: the statement is qualitative there, and its empirical support is the ground-truth grid below rather than the expansion. (c) Global layer: JS is bounded by 1 bit, so no global monotonicity can hold; claims are restricted to the operating regime diagnosed in Lemma 2 and confirmed on ground truth. Ground-truth check (factorial grid of Supplementary Note 1, constructed with C_bf = 0 and therefore covering the C5 branch only): at zero background drift ω rose monotonically with the injected shift δ (Spearman ρ = 0.688, P = 5.1 × 10⁻¹⁶²; grid means 10.2 → 27.2 over δ = 0–2, baseline offset ≈ α as predicted) while k_n stayed flat (ρ = 0.004); under pure HK-anchored drift (δ = 0) ω declined (ρ = −0.821, driven by the k_n denominator, ρ = +0.888)—background drift moves ω downward, never upward, matching the drift-rejection specificity of Supplementary Notes 1 and 6.</w:t>
+        <w:t>Proposition 4 (conditional monotonicity; local strict increase; global saturation). Three statements that are easily conflated must be separated. (a) Approximate layer: in the quadratic form, strengthening the functional factor (φ → λφ, λ &gt; 1) with background fixed gives ω(λ) = α + (λ²E_f + 2λC_bf)/E_b (with α held fixed; strengthening φ can shift the top-200 panel and hence α, per the post-selection caveat of Proposition 3), so ∂ω/∂λ = 2(λE_f + C_bf)/E_b. Under C5 this is strictly positive for all λ &gt; 0: the approximate estimand increases strictly with functional change. Without C5 the same conclusion holds if and only if λE_f + C_bf &gt; 0; by Cauchy–Schwarz it is guaranteed once λ²E_f &gt; αE_b (functional energy exceeds the background energy measured on the same, pair-specific panel; the α appears for the same measure-matching reason as in the Proposition 3 bound) and can fail for weak functional signals under adversarial negative covariance—“stronger functional change implies larger ω” is a conditional statement, not a universal one: the cross term scales as λ, not λ², so no α-independent monotonicity exists outside C5. (b) Raw-JS layer: JS(p, q(λ)) is smooth in λ, and by Lemma 2 its derivative equals that of the quadratic form plus a remainder derivative of order O(Σ_i (|δ_i|/p_i)² |dδ_i/dλ|). At the k_n scale, where C1 is verified, the remainder is negligible and the sign of ∂ω/∂λ is inherited by the raw ratio in a neighborhood of the observed λ. At the k_f scale, where the Lemma-2 diagnostic reaches 103% at the 90th percentile, no such quantitative bound survives: the statement is qualitative there, and its empirical support is the ground-truth grid below rather than the expansion. (c) Global layer: JS is bounded by 1 bit, so no global monotonicity can hold; claims are restricted to the operating regime diagnosed in Lemma 2 and confirmed on ground truth. Ground-truth check (factorial grid of Supplementary Note 1, constructed with C_bf = 0 and therefore covering the C5 branch only): at zero background drift ω rose monotonically with the injected shift δ (Spearman ρ = 0.688, P = 5.1 × 10⁻¹⁶²; grid means 10.2 → 27.2 over δ = 0–2, baseline offset ≈ α as predicted) while k_n stayed flat (ρ = 0.004); under pure HK-anchored drift (δ = 0) ω declined (ρ = −0.821, driven by the k_n denominator, ρ = +0.888)—background drift moves ω downward, never upward, matching the drift-rejection specificity of Supplementary Notes 1 and 6.</w:t>
       </w:r>
     </w:p>
     <w:p>
@@ -2857,7 +2857,7 @@
           <w:color w:val="000000"/>
           <w:sz w:val="22"/>
         </w:rPr>
-        <w:t>Scope. Lemma 1 is exact for the stated normalization; Lemma 2 is exact mathematics with an explicit remainder; Propositions 3–5 are model-relative and conditional on C1–C5, each checked on real data above or in the referenced notes. Where a condition holds only approximately (C1 at the k_f scale; C2 as a stable-but-variable α), the corresponding statements are approximations, and the main-text claims relying on them are phrased accordingly. C5 differs in kind: it is an exclusion-style assumption, not an approximation, and is not separately verifiable on observed pairs; statements invoking it (Propositions 3–4) therefore carry the explicit Cauchy–Schwarz worst-case bias 2√(E_f/E_b), and the main-text monotonicity claim is phrased as conditional accordingly.</w:t>
+        <w:t>Scope. Lemma 1 is exact for the stated normalization; Lemma 2 is exact mathematics with an explicit remainder; Propositions 3–5 are model-relative and conditional on C1–C5, each checked on real data above or in the referenced notes. Where a condition holds only approximately (C1 at the k_f scale; C2 as a stable-but-variable α), the corresponding statements are approximations, and the main-text claims relying on them are phrased accordingly. C5 differs in kind: it is an exclusion-style assumption, not an approximation, and is not separately verifiable on observed pairs; statements invoking it (Propositions 3–4) therefore carry the explicit Cauchy–Schwarz worst-case bias 2√(αE_f/E_b), and the main-text monotonicity claim is phrased as conditional accordingly.</w:t>
       </w:r>
     </w:p>
     <w:p>
